--- a/改稿规格_方向3_层3_2026-10-24.docx
+++ b/改稿规格_方向3_层3_2026-10-24.docx
@@ -32,12 +32,6 @@
         <w:pStyle w:val="BlockText"/>
       </w:pPr>
       <w:r>
-        <w:t xml:space="preserve">★★</w:t>
-      </w:r>
-      <w:r>
-        <w:t xml:space="preserve"> </w:t>
-      </w:r>
-      <w:r>
         <w:rPr>
           <w:bCs/>
           <w:b/>
@@ -65,10 +59,7 @@
         <w:t xml:space="preserve">亲自零调用复现全部三条</w:t>
       </w:r>
       <w:r>
-        <w:t xml:space="preserve">（复现命令见 §7 A16）⇒ ★</w:t>
-      </w:r>
-      <w:r>
-        <w:t xml:space="preserve"> </w:t>
+        <w:t xml:space="preserve">（复现命令见 §7 A16），</w:t>
       </w:r>
       <w:r>
         <w:rPr>
@@ -78,13 +69,7 @@
         <w:t xml:space="preserve">v2.1 改主 claim、改 §4 两节、改台账 3 行、改判决、加 2 条禁写、加 A16</w:t>
       </w:r>
       <w:r>
-        <w:t xml:space="preserve"> </w:t>
-      </w:r>
-      <w:r>
-        <w:t xml:space="preserve">⇒ ★</w:t>
-      </w:r>
-      <w:r>
-        <w:t xml:space="preserve"> </w:t>
+        <w:t xml:space="preserve">，</w:t>
       </w:r>
       <w:r>
         <w:rPr>
@@ -100,12 +85,6 @@
         <w:t xml:space="preserve"> </w:t>
       </w:r>
       <w:r>
-        <w:t xml:space="preserve">★</w:t>
-      </w:r>
-      <w:r>
-        <w:t xml:space="preserve"> </w:t>
-      </w:r>
-      <w:r>
         <w:rPr>
           <w:bCs/>
           <w:b/>
@@ -131,12 +110,6 @@
         <w:t xml:space="preserve"> </w:t>
       </w:r>
       <w:r>
-        <w:t xml:space="preserve">★</w:t>
-      </w:r>
-      <w:r>
-        <w:t xml:space="preserve"> </w:t>
-      </w:r>
-      <w:r>
         <w:rPr>
           <w:bCs/>
           <w:b/>
@@ -180,7 +153,7 @@
         <w:t xml:space="preserve"> </w:t>
       </w:r>
       <w:r>
-        <w:t xml:space="preserve">★ 底稿正文 =</w:t>
+        <w:t xml:space="preserve">底稿正文 =</w:t>
       </w:r>
       <w:r>
         <w:t xml:space="preserve"> </w:t>
@@ -202,7 +175,7 @@
         <w:t xml:space="preserve">1,336 行 / 100,818 B</w:t>
       </w:r>
       <w:r>
-        <w:t xml:space="preserve">）。★ 仓内</w:t>
+        <w:t xml:space="preserve">）。仓内</w:t>
       </w:r>
       <w:r>
         <w:t xml:space="preserve"> </w:t>
@@ -261,7 +234,7 @@
         <w:t xml:space="preserve">455180397204212</w:t>
       </w:r>
       <w:r>
-        <w:t xml:space="preserve">）⇒ 引用一律用仓内这份。</w:t>
+        <w:t xml:space="preserve">），引用一律用仓内这份。</w:t>
       </w:r>
     </w:p>
     <w:p>
@@ -338,12 +311,6 @@
         <w:pStyle w:val="BodyText"/>
       </w:pPr>
       <w:r>
-        <w:t xml:space="preserve">★</w:t>
-      </w:r>
-      <w:r>
-        <w:t xml:space="preserve"> </w:t>
-      </w:r>
-      <w:r>
         <w:rPr>
           <w:bCs/>
           <w:b/>
@@ -371,10 +338,7 @@
         <w:t xml:space="preserve">成立</w:t>
       </w:r>
       <w:r>
-        <w:t xml:space="preserve">」的那组读数（局部避坑行为轴）被 v1 压成了"未检出"。⇒</w:t>
-      </w:r>
-      <w:r>
-        <w:t xml:space="preserve"> </w:t>
+        <w:t xml:space="preserve">」的那组读数（局部避坑行为轴）被 v1 压成了"未检出"。</w:t>
       </w:r>
       <w:r>
         <w:rPr>
@@ -395,13 +359,64 @@
       </w:r>
     </w:p>
     <w:bookmarkEnd w:id="20"/>
-    <w:bookmarkStart w:id="25" w:name="v2.1-增补三条代码级事实owner-已亲自复现"/>
+    <w:bookmarkStart w:id="25" w:name="Xc4b69d70df3e719980c020b0e37e04d4365e7bb"/>
     <w:p>
       <w:pPr>
         <w:pStyle w:val="Heading2"/>
       </w:pPr>
       <w:r>
-        <w:t xml:space="preserve">0.5 · ★★★ v2.1 增补：三条代码级事实（owner 已亲自复现）</w:t>
+        <w:t xml:space="preserve">0.5 · v2.1 增补：三条代码级事实（owner 已亲自复现）这三条是</w:t>
+      </w:r>
+      <w:r>
+        <w:rPr>
+          <w:bCs/>
+          <w:b/>
+        </w:rPr>
+        <w:t xml:space="preserve">执行会话读底稿代码</w:t>
+      </w:r>
+      <w:r>
+        <w:t xml:space="preserve">时挖出来的，owner 用</w:t>
+      </w:r>
+      <w:r>
+        <w:rPr>
+          <w:bCs/>
+          <w:b/>
+        </w:rPr>
+        <w:t xml:space="preserve">零调用本地复现</w:t>
+      </w:r>
+      <w:r>
+        <w:t xml:space="preserve">逐条确认，</w:t>
+      </w:r>
+      <w:r>
+        <w:rPr>
+          <w:bCs/>
+          <w:b/>
+        </w:rPr>
+        <w:t xml:space="preserve">全部成立</w:t>
+      </w:r>
+      <w:r>
+        <w:t xml:space="preserve">。它们改主 claim。</w:t>
+      </w:r>
+    </w:p>
+    <w:bookmarkStart w:id="21" w:name="事实①arb-从来没进过-5.6底稿枚举不全"/>
+    <w:p>
+      <w:pPr>
+        <w:pStyle w:val="Heading3"/>
+      </w:pPr>
+      <w:r>
+        <w:t xml:space="preserve">事实①：</w:t>
+      </w:r>
+      <w:r>
+        <w:rPr>
+          <w:rStyle w:val="VerbatimChar"/>
+        </w:rPr>
+        <w:t xml:space="preserve">arb</w:t>
+      </w:r>
+      <w:r>
+        <w:t xml:space="preserve"> </w:t>
+      </w:r>
+      <w:r>
+        <w:t xml:space="preserve">从来没进过 §5.6，底稿枚举不全</w:t>
       </w:r>
     </w:p>
     <w:p>
@@ -409,97 +424,163 @@
         <w:pStyle w:val="FirstParagraph"/>
       </w:pPr>
       <w:r>
-        <w:t xml:space="preserve">★ 这三条是</w:t>
-      </w:r>
-      <w:r>
-        <w:rPr>
-          <w:bCs/>
-          <w:b/>
-        </w:rPr>
-        <w:t xml:space="preserve">执行会话读底稿代码</w:t>
-      </w:r>
-      <w:r>
-        <w:t xml:space="preserve">时挖出来的，owner 用</w:t>
-      </w:r>
-      <w:r>
-        <w:rPr>
-          <w:bCs/>
-          <w:b/>
-        </w:rPr>
-        <w:t xml:space="preserve">零调用本地复现</w:t>
-      </w:r>
-      <w:r>
-        <w:t xml:space="preserve">逐条确认，</w:t>
-      </w:r>
-      <w:r>
-        <w:rPr>
-          <w:bCs/>
-          <w:b/>
-        </w:rPr>
-        <w:t xml:space="preserve">全部成立</w:t>
-      </w:r>
-      <w:r>
-        <w:t xml:space="preserve">。它们改主 claim。</w:t>
-      </w:r>
-    </w:p>
-    <w:bookmarkStart w:id="21" w:name="事实①arb-从来没进过-5.6-底稿枚举不全"/>
-    <w:p>
-      <w:pPr>
-        <w:pStyle w:val="Heading3"/>
-      </w:pPr>
-      <w:r>
-        <w:t xml:space="preserve">事实①：</w:t>
+        <w:t xml:space="preserve">§5.6 的措辞是「架构的</w:t>
+      </w:r>
+      <w:r>
+        <w:rPr>
+          <w:bCs/>
+          <w:b/>
+        </w:rPr>
+        <w:t xml:space="preserve">两个</w:t>
+      </w:r>
+      <w:r>
+        <w:t xml:space="preserve">自由度」（</w:t>
       </w:r>
       <w:r>
         <w:rPr>
           <w:rStyle w:val="VerbatimChar"/>
         </w:rPr>
+        <w:t xml:space="preserve">PAPER:491</w:t>
+      </w:r>
+      <w:r>
+        <w:t xml:space="preserve">），只列了</w:t>
+      </w:r>
+      <w:r>
+        <w:t xml:space="preserve"> </w:t>
+      </w:r>
+      <w:r>
+        <w:rPr>
+          <w:rStyle w:val="VerbatimChar"/>
+        </w:rPr>
+        <w:t xml:space="preserve">nf</w:t>
+      </w:r>
+      <w:r>
+        <w:t xml:space="preserve">/</w:t>
+      </w:r>
+      <w:r>
+        <w:rPr>
+          <w:rStyle w:val="VerbatimChar"/>
+        </w:rPr>
+        <w:t xml:space="preserve">mm</w:t>
+      </w:r>
+      <w:r>
+        <w:t xml:space="preserve">；</w:t>
+      </w:r>
+      <w:r>
+        <w:rPr>
+          <w:rStyle w:val="VerbatimChar"/>
+          <w:bCs/>
+          <w:b/>
+        </w:rPr>
         <w:t xml:space="preserve">arb</w:t>
       </w:r>
       <w:r>
-        <w:t xml:space="preserve"> </w:t>
-      </w:r>
-      <w:r>
-        <w:t xml:space="preserve">从来没进过 §5.6 ⇒ 底稿枚举不全</w:t>
-      </w:r>
-    </w:p>
-    <w:p>
-      <w:pPr>
-        <w:pStyle w:val="FirstParagraph"/>
-      </w:pPr>
-      <w:r>
-        <w:t xml:space="preserve">§5.6 的措辞是「架构的</w:t>
-      </w:r>
-      <w:r>
-        <w:rPr>
-          <w:bCs/>
-          <w:b/>
-        </w:rPr>
-        <w:t xml:space="preserve">两个</w:t>
-      </w:r>
-      <w:r>
-        <w:t xml:space="preserve">自由度」（</w:t>
+        <w:rPr>
+          <w:bCs/>
+          <w:b/>
+        </w:rPr>
+        <w:t xml:space="preserve"> </w:t>
+      </w:r>
+      <w:r>
+        <w:rPr>
+          <w:bCs/>
+          <w:b/>
+        </w:rPr>
+        <w:t xml:space="preserve">一次都没出现</w:t>
+      </w:r>
+      <w:r>
+        <w:t xml:space="preserve">（全文只在</w:t>
+      </w:r>
+      <w:r>
+        <w:t xml:space="preserve"> </w:t>
       </w:r>
       <w:r>
         <w:rPr>
           <w:rStyle w:val="VerbatimChar"/>
         </w:rPr>
-        <w:t xml:space="preserve">PAPER:491</w:t>
-      </w:r>
-      <w:r>
-        <w:t xml:space="preserve">），只列了</w:t>
-      </w:r>
-      <w:r>
+        <w:t xml:space="preserve">:699/788/865/869/927/1311</w:t>
+      </w:r>
+      <w:r>
+        <w:t xml:space="preserve">）。</w:t>
+      </w:r>
+      <w:r>
+        <w:rPr>
+          <w:bCs/>
+          <w:b/>
+        </w:rPr>
+        <w:t xml:space="preserve">恰好</w:t>
+      </w:r>
+      <w:r>
+        <w:rPr>
+          <w:bCs/>
+          <w:b/>
+        </w:rPr>
         <w:t xml:space="preserve"> </w:t>
       </w:r>
       <w:r>
         <w:rPr>
           <w:rStyle w:val="VerbatimChar"/>
+          <w:bCs/>
+          <w:b/>
+        </w:rPr>
+        <w:t xml:space="preserve">arb</w:t>
+      </w:r>
+      <w:r>
+        <w:rPr>
+          <w:bCs/>
+          <w:b/>
+        </w:rPr>
+        <w:t xml:space="preserve"> </w:t>
+      </w:r>
+      <w:r>
+        <w:rPr>
+          <w:bCs/>
+          <w:b/>
+        </w:rPr>
+        <w:t xml:space="preserve">才是唯一跨训练集稳健的那一维</w:t>
+      </w:r>
+      <w:r>
+        <w:t xml:space="preserve">，</w:t>
+      </w:r>
+      <w:r>
+        <w:rPr>
+          <w:bCs/>
+          <w:b/>
+        </w:rPr>
+        <w:t xml:space="preserve">本篇必须把第三个自由度显式写进来</w:t>
+      </w:r>
+      <w:r>
+        <w:t xml:space="preserve">，否则会把它排除在"层3 学什么"之外。</w:t>
+      </w:r>
+      <w:r>
+        <w:t xml:space="preserve"> </w:t>
+      </w:r>
+      <w:r>
+        <w:t xml:space="preserve">（登记处：</w:t>
+      </w:r>
+      <w:r>
+        <w:rPr>
+          <w:rStyle w:val="VerbatimChar"/>
+        </w:rPr>
+        <w:t xml:space="preserve">顶层/工作包二-理科链路-2026-10-25.md:80</w:t>
+      </w:r>
+      <w:r>
+        <w:t xml:space="preserve">「</w:t>
+      </w:r>
+      <w:r>
+        <w:rPr>
+          <w:rStyle w:val="VerbatimChar"/>
         </w:rPr>
         <w:t xml:space="preserve">nf</w:t>
       </w:r>
       <w:r>
-        <w:t xml:space="preserve">/</w:t>
+        <w:t xml:space="preserve"> </w:t>
+      </w:r>
+      <w:r>
+        <w:t xml:space="preserve">+</w:t>
+      </w:r>
+      <w:r>
+        <w:t xml:space="preserve"> </w:t>
       </w:r>
       <w:r>
         <w:rPr>
@@ -508,7 +589,10 @@
         <w:t xml:space="preserve">mm</w:t>
       </w:r>
       <w:r>
-        <w:t xml:space="preserve">；★</w:t>
+        <w:t xml:space="preserve"> </w:t>
+      </w:r>
+      <w:r>
+        <w:t xml:space="preserve">+</w:t>
       </w:r>
       <w:r>
         <w:t xml:space="preserve"> </w:t>
@@ -533,150 +617,10 @@
           <w:bCs/>
           <w:b/>
         </w:rPr>
-        <w:t xml:space="preserve">一次都没出现</w:t>
-      </w:r>
-      <w:r>
-        <w:t xml:space="preserve">（全文只在</w:t>
-      </w:r>
-      <w:r>
-        <w:t xml:space="preserve"> </w:t>
-      </w:r>
-      <w:r>
-        <w:rPr>
-          <w:rStyle w:val="VerbatimChar"/>
-        </w:rPr>
-        <w:t xml:space="preserve">:699/788/865/869/927/1311</w:t>
-      </w:r>
-      <w:r>
-        <w:t xml:space="preserve">）。⇒ ★</w:t>
-      </w:r>
-      <w:r>
-        <w:t xml:space="preserve"> </w:t>
-      </w:r>
-      <w:r>
-        <w:rPr>
-          <w:bCs/>
-          <w:b/>
-        </w:rPr>
-        <w:t xml:space="preserve">恰好</w:t>
-      </w:r>
-      <w:r>
-        <w:rPr>
-          <w:bCs/>
-          <w:b/>
-        </w:rPr>
-        <w:t xml:space="preserve"> </w:t>
-      </w:r>
-      <w:r>
-        <w:rPr>
-          <w:rStyle w:val="VerbatimChar"/>
-          <w:bCs/>
-          <w:b/>
-        </w:rPr>
-        <w:t xml:space="preserve">arb</w:t>
-      </w:r>
-      <w:r>
-        <w:rPr>
-          <w:bCs/>
-          <w:b/>
-        </w:rPr>
-        <w:t xml:space="preserve"> </w:t>
-      </w:r>
-      <w:r>
-        <w:rPr>
-          <w:bCs/>
-          <w:b/>
-        </w:rPr>
-        <w:t xml:space="preserve">才是唯一跨训练集稳健的那一维</w:t>
-      </w:r>
-      <w:r>
-        <w:t xml:space="preserve"> </w:t>
-      </w:r>
-      <w:r>
-        <w:t xml:space="preserve">⇒ ⇒</w:t>
-      </w:r>
-      <w:r>
-        <w:t xml:space="preserve"> </w:t>
-      </w:r>
-      <w:r>
-        <w:rPr>
-          <w:bCs/>
-          <w:b/>
-        </w:rPr>
-        <w:t xml:space="preserve">本篇必须把第三个自由度显式写进来</w:t>
-      </w:r>
-      <w:r>
-        <w:t xml:space="preserve">，否则会把它排除在"层3 学什么"之外。</w:t>
-      </w:r>
-      <w:r>
-        <w:t xml:space="preserve"> </w:t>
-      </w:r>
-      <w:r>
-        <w:t xml:space="preserve">（登记处：</w:t>
-      </w:r>
-      <w:r>
-        <w:rPr>
-          <w:rStyle w:val="VerbatimChar"/>
-        </w:rPr>
-        <w:t xml:space="preserve">顶层/工作包二-理科链路-2026-10-25.md:80</w:t>
-      </w:r>
-      <w:r>
-        <w:t xml:space="preserve">「</w:t>
-      </w:r>
-      <w:r>
-        <w:rPr>
-          <w:rStyle w:val="VerbatimChar"/>
-        </w:rPr>
-        <w:t xml:space="preserve">nf</w:t>
-      </w:r>
-      <w:r>
-        <w:t xml:space="preserve"> </w:t>
-      </w:r>
-      <w:r>
-        <w:t xml:space="preserve">+</w:t>
-      </w:r>
-      <w:r>
-        <w:t xml:space="preserve"> </w:t>
-      </w:r>
-      <w:r>
-        <w:rPr>
-          <w:rStyle w:val="VerbatimChar"/>
-        </w:rPr>
-        <w:t xml:space="preserve">mm</w:t>
-      </w:r>
-      <w:r>
-        <w:t xml:space="preserve"> </w:t>
-      </w:r>
-      <w:r>
-        <w:t xml:space="preserve">+</w:t>
-      </w:r>
-      <w:r>
-        <w:t xml:space="preserve"> </w:t>
-      </w:r>
-      <w:r>
-        <w:rPr>
-          <w:rStyle w:val="VerbatimChar"/>
-          <w:bCs/>
-          <w:b/>
-        </w:rPr>
-        <w:t xml:space="preserve">arb</w:t>
-      </w:r>
-      <w:r>
-        <w:rPr>
-          <w:bCs/>
-          <w:b/>
-        </w:rPr>
-        <w:t xml:space="preserve"> </w:t>
-      </w:r>
-      <w:r>
-        <w:rPr>
-          <w:bCs/>
-          <w:b/>
-        </w:rPr>
         <w:t xml:space="preserve">一起学</w:t>
       </w:r>
       <w:r>
-        <w:t xml:space="preserve">｜✅ 已改（</w:t>
+        <w:t xml:space="preserve">｜ 已改（</w:t>
       </w:r>
       <w:r>
         <w:rPr>
@@ -859,13 +803,7 @@
               <w:t xml:space="preserve">("mark", "keep_pos", "keep_neg")</w:t>
             </w:r>
             <w:r>
-              <w:t xml:space="preserve"> </w:t>
-            </w:r>
-            <w:r>
-              <w:t xml:space="preserve">⇒ ★</w:t>
-            </w:r>
-            <w:r>
-              <w:t xml:space="preserve"> </w:t>
+              <w:t xml:space="preserve">，</w:t>
             </w:r>
             <w:r>
               <w:rPr>
@@ -957,10 +895,7 @@
               <w:jc w:val="left"/>
             </w:pPr>
             <w:r>
-              <w:t xml:space="preserve">pick 0 ⇒</w:t>
-            </w:r>
-            <w:r>
-              <w:t xml:space="preserve"> </w:t>
+              <w:t xml:space="preserve">pick 0，</w:t>
             </w:r>
             <w:r>
               <w:rPr>
@@ -969,10 +904,7 @@
               <w:t xml:space="preserve">_am="none"</w:t>
             </w:r>
             <w:r>
-              <w:t xml:space="preserve">（容忍不删）｜pick 1 ⇒</w:t>
-            </w:r>
-            <w:r>
-              <w:t xml:space="preserve"> </w:t>
+              <w:t xml:space="preserve">（容忍不删）｜pick 1，</w:t>
             </w:r>
             <w:r>
               <w:rPr>
@@ -990,10 +922,7 @@
               <w:t xml:space="preserve">keep_pos</w:t>
             </w:r>
             <w:r>
-              <w:t xml:space="preserve">｜pick 2 ⇒</w:t>
-            </w:r>
-            <w:r>
-              <w:t xml:space="preserve"> </w:t>
+              <w:t xml:space="preserve">｜pick 2，</w:t>
             </w:r>
             <w:r>
               <w:rPr>
@@ -1011,13 +940,7 @@
               <w:t xml:space="preserve">keep_neg</w:t>
             </w:r>
             <w:r>
-              <w:t xml:space="preserve"> </w:t>
-            </w:r>
-            <w:r>
-              <w:t xml:space="preserve">⇒ ★</w:t>
-            </w:r>
-            <w:r>
-              <w:t xml:space="preserve"> </w:t>
+              <w:t xml:space="preserve">，</w:t>
             </w:r>
             <w:r>
               <w:rPr>
@@ -1095,13 +1018,7 @@
               <w:t xml:space="preserve">if mode == "none" or not pairs: return ...</w:t>
             </w:r>
             <w:r>
-              <w:t xml:space="preserve"> </w:t>
-            </w:r>
-            <w:r>
-              <w:t xml:space="preserve">⇒ ★</w:t>
-            </w:r>
-            <w:r>
-              <w:t xml:space="preserve"> </w:t>
+              <w:t xml:space="preserve">，</w:t>
             </w:r>
             <w:r>
               <w:rPr>
@@ -1136,10 +1053,7 @@
               <w:t xml:space="preserve">与 drop_one 完全相同</w:t>
             </w:r>
             <w:r>
-              <w:t xml:space="preserve"> </w:t>
-            </w:r>
-            <w:r>
-              <w:t xml:space="preserve">⇒ ⇒ 「有依据支持的一方胜（需判官）」</w:t>
+              <w:t xml:space="preserve">，「有依据支持的一方胜（需判官）」</w:t>
             </w:r>
             <w:r>
               <w:rPr>
@@ -1205,13 +1119,7 @@
               <w:t xml:space="preserve">drop.add(p["i"] if not keep_pos else p["j"])</w:t>
             </w:r>
             <w:r>
-              <w:t xml:space="preserve"> </w:t>
-            </w:r>
-            <w:r>
-              <w:t xml:space="preserve">⇒ ★</w:t>
-            </w:r>
-            <w:r>
-              <w:t xml:space="preserve"> </w:t>
+              <w:t xml:space="preserve">，</w:t>
             </w:r>
             <w:r>
               <w:rPr>
@@ -1221,10 +1129,7 @@
               <w:t xml:space="preserve">按【索引】丢，不是按【极性】丢</w:t>
             </w:r>
             <w:r>
-              <w:t xml:space="preserve"> </w:t>
-            </w:r>
-            <w:r>
-              <w:t xml:space="preserve">⇒ 与</w:t>
+              <w:t xml:space="preserve">，与</w:t>
             </w:r>
             <w:r>
               <w:t xml:space="preserve"> </w:t>
@@ -1266,12 +1171,6 @@
         <w:pStyle w:val="BodyText"/>
       </w:pPr>
       <w:r>
-        <w:t xml:space="preserve">★</w:t>
-      </w:r>
-      <w:r>
-        <w:t xml:space="preserve"> </w:t>
-      </w:r>
-      <w:r>
         <w:rPr>
           <w:bCs/>
           <w:b/>
@@ -1325,12 +1224,6 @@
         <w:pStyle w:val="FirstParagraph"/>
       </w:pPr>
       <w:r>
-        <w:t xml:space="preserve">⇒ ⇒</w:t>
-      </w:r>
-      <w:r>
-        <w:t xml:space="preserve"> </w:t>
-      </w:r>
-      <w:r>
         <w:rPr>
           <w:bCs/>
           <w:b/>
@@ -1341,7 +1234,7 @@
         <w:t xml:space="preserve"> </w:t>
       </w:r>
       <w:r>
-        <w:t xml:space="preserve">—— ★</w:t>
+        <w:t xml:space="preserve">——</w:t>
       </w:r>
       <w:r>
         <w:t xml:space="preserve"> </w:t>
@@ -1381,12 +1274,6 @@
         <w:t xml:space="preserve"> </w:t>
       </w:r>
       <w:r>
-        <w:t xml:space="preserve">⇒ ⇒ ★</w:t>
-      </w:r>
-      <w:r>
-        <w:t xml:space="preserve"> </w:t>
-      </w:r>
-      <w:r>
         <w:rPr>
           <w:bCs/>
           <w:b/>
@@ -1435,13 +1322,7 @@
         <w:t xml:space="preserve">resolve</w:t>
       </w:r>
       <w:r>
-        <w:t xml:space="preserve"> </w:t>
-      </w:r>
-      <w:r>
-        <w:t xml:space="preserve">⇒</w:t>
-      </w:r>
-      <w:r>
-        <w:t xml:space="preserve"> </w:t>
+        <w:t xml:space="preserve">，</w:t>
       </w:r>
       <w:r>
         <w:rPr>
@@ -1467,12 +1348,6 @@
         <w:t xml:space="preserve"> </w:t>
       </w:r>
       <w:r>
-        <w:t xml:space="preserve">⇒ ⇒ ★</w:t>
-      </w:r>
-      <w:r>
-        <w:t xml:space="preserve"> </w:t>
-      </w:r>
-      <w:r>
         <w:rPr>
           <w:bCs/>
           <w:b/>
@@ -1480,7 +1355,7 @@
         <w:t xml:space="preserve">本篇禁止写"层3 学到了 resolve"</w:t>
       </w:r>
       <w:r>
-        <w:t xml:space="preserve">（禁写清单 ⑳），★ 并且这一条</w:t>
+        <w:t xml:space="preserve">（禁写清单 ⑳），并且这一条</w:t>
       </w:r>
       <w:r>
         <w:rPr>
@@ -1647,10 +1522,7 @@
         <w:t xml:space="preserve">:199-212</w:t>
       </w:r>
       <w:r>
-        <w:t xml:space="preserve">）★</w:t>
-      </w:r>
-      <w:r>
-        <w:t xml:space="preserve"> </w:t>
+        <w:t xml:space="preserve">）</w:t>
       </w:r>
       <w:r>
         <w:rPr>
@@ -1675,13 +1547,7 @@
         <w:t xml:space="preserve">arbitrate_mode</w:t>
       </w:r>
       <w:r>
-        <w:t xml:space="preserve"> </w:t>
-      </w:r>
-      <w:r>
-        <w:t xml:space="preserve">⇒ ⇒</w:t>
-      </w:r>
-      <w:r>
-        <w:t xml:space="preserve"> </w:t>
+        <w:t xml:space="preserve">，</w:t>
       </w:r>
       <w:r>
         <w:rPr>
@@ -1833,12 +1699,6 @@
         <w:pStyle w:val="FirstParagraph"/>
       </w:pPr>
       <w:r>
-        <w:t xml:space="preserve">⇒ ⇒ ★★</w:t>
-      </w:r>
-      <w:r>
-        <w:t xml:space="preserve"> </w:t>
-      </w:r>
-      <w:r>
         <w:rPr>
           <w:bCs/>
           <w:b/>
@@ -1868,10 +1728,7 @@
         <w:t xml:space="preserve">权重层面</w:t>
       </w:r>
       <w:r>
-        <w:t xml:space="preserve">的读数，而它在读数批里未被行使 ⇒ ⇒</w:t>
-      </w:r>
-      <w:r>
-        <w:t xml:space="preserve"> </w:t>
+        <w:t xml:space="preserve">的读数，而它在读数批里未被行使，</w:t>
       </w:r>
       <w:r>
         <w:rPr>
@@ -1903,13 +1760,7 @@
         <w:t xml:space="preserve">」与「层3 相对层2 未检出可确立的效果」是相容的，不矛盾</w:t>
       </w:r>
       <w:r>
-        <w:t xml:space="preserve"> </w:t>
-      </w:r>
-      <w:r>
-        <w:t xml:space="preserve">⇒ ★</w:t>
-      </w:r>
-      <w:r>
-        <w:t xml:space="preserve"> </w:t>
+        <w:t xml:space="preserve">，</w:t>
       </w:r>
       <w:r>
         <w:rPr>
@@ -1940,12 +1791,6 @@
         <w:t xml:space="preserve"> </w:t>
       </w:r>
       <w:r>
-        <w:t xml:space="preserve">⇒ ⇒ ★★</w:t>
-      </w:r>
-      <w:r>
-        <w:t xml:space="preserve"> </w:t>
-      </w:r>
-      <w:r>
         <w:rPr>
           <w:bCs/>
           <w:b/>
@@ -1968,10 +1813,7 @@
         <w:t xml:space="preserve"> </w:t>
       </w:r>
       <w:r>
-        <w:t xml:space="preserve">从未被行使 ⇒ ⇒</w:t>
-      </w:r>
-      <w:r>
-        <w:t xml:space="preserve"> </w:t>
+        <w:t xml:space="preserve">从未被行使，</w:t>
       </w:r>
       <w:r>
         <w:rPr>
@@ -2010,13 +1852,7 @@
         <w:t xml:space="preserve">的贡献】</w:t>
       </w:r>
       <w:r>
-        <w:t xml:space="preserve"> </w:t>
-      </w:r>
-      <w:r>
-        <w:t xml:space="preserve">⇒ ★</w:t>
-      </w:r>
-      <w:r>
-        <w:t xml:space="preserve"> </w:t>
+        <w:t xml:space="preserve">，</w:t>
       </w:r>
       <w:r>
         <w:rPr>
@@ -2065,13 +1901,7 @@
         <w:t xml:space="preserve">:309</w:t>
       </w:r>
       <w:r>
-        <w:t xml:space="preserve"> </w:t>
-      </w:r>
-      <w:r>
-        <w:t xml:space="preserve">⇒ ★</w:t>
-      </w:r>
-      <w:r>
-        <w:t xml:space="preserve"> </w:t>
+        <w:t xml:space="preserve">，</w:t>
       </w:r>
       <w:r>
         <w:rPr>
@@ -2230,10 +2060,7 @@
         <w:t xml:space="preserve"> </w:t>
       </w:r>
       <w:r>
-        <w:t xml:space="preserve">不传 ⇒ 默认 True）⇒ ⇒</w:t>
-      </w:r>
-      <w:r>
-        <w:t xml:space="preserve"> </w:t>
+        <w:t xml:space="preserve">不传，默认 True），</w:t>
       </w:r>
       <w:r>
         <w:rPr>
@@ -2279,17 +2106,11 @@
         <w:t xml:space="preserve"> </w:t>
       </w:r>
       <w:r>
-        <w:t xml:space="preserve">⇒ ⇒ ★★</w:t>
-      </w:r>
-      <w:r>
-        <w:t xml:space="preserve"> </w:t>
-      </w:r>
-      <w:r>
-        <w:rPr>
-          <w:bCs/>
-          <w:b/>
-        </w:rPr>
-        <w:t xml:space="preserve">⇒ 实现上两臂只差</w:t>
+        <w:rPr>
+          <w:bCs/>
+          <w:b/>
+        </w:rPr>
+        <w:t xml:space="preserve">实现上两臂只差</w:t>
       </w:r>
       <w:r>
         <w:rPr>
@@ -2314,13 +2135,7 @@
         <w:t xml:space="preserve">（动作空间是否自修改）</w:t>
       </w:r>
       <w:r>
-        <w:t xml:space="preserve"> </w:t>
-      </w:r>
-      <w:r>
-        <w:t xml:space="preserve">⇒ ⇒</w:t>
-      </w:r>
-      <w:r>
-        <w:t xml:space="preserve"> </w:t>
+        <w:t xml:space="preserve">，</w:t>
       </w:r>
       <w:r>
         <w:rPr>
@@ -2330,10 +2145,7 @@
         <w:t xml:space="preserve">这让消融对照比底稿声称的更干净</w:t>
       </w:r>
       <w:r>
-        <w:t xml:space="preserve">：两臂的架构自由度取值相同 ⇒ ★</w:t>
-      </w:r>
-      <w:r>
-        <w:t xml:space="preserve"> </w:t>
+        <w:t xml:space="preserve">：两臂的架构自由度取值相同，</w:t>
       </w:r>
       <w:r>
         <w:rPr>
@@ -2343,7 +2155,7 @@
         <w:t xml:space="preserve">本篇必须改写这句表述</w:t>
       </w:r>
       <w:r>
-        <w:t xml:space="preserve">（禁写清单 ㉑），★ 并且应当把它当作</w:t>
+        <w:t xml:space="preserve">（禁写清单 ㉑），并且应当把它当作</w:t>
       </w:r>
       <w:r>
         <w:rPr>
@@ -2399,7 +2211,7 @@
         <w:t xml:space="preserve">workflow.py:1082</w:t>
       </w:r>
       <w:r>
-        <w:t xml:space="preserve">），两臂 rng 种子相同 ⇒ 同一 rep 内</w:t>
+        <w:t xml:space="preserve">），两臂 rng 种子相同，同一 rep 内</w:t>
       </w:r>
       <w:r>
         <w:t xml:space="preserve"> </w:t>
@@ -2423,7 +2235,7 @@
         <w:t xml:space="preserve"> </w:t>
       </w:r>
       <w:r>
-        <w:t xml:space="preserve">相同 ⇒ 不存在 rng 漂移混淆。）</w:t>
+        <w:t xml:space="preserve">相同，不存在 rng 漂移混淆。）</w:t>
       </w:r>
     </w:p>
     <w:p>
@@ -2435,13 +2247,13 @@
     </w:p>
     <w:bookmarkEnd w:id="24"/>
     <w:bookmarkEnd w:id="25"/>
-    <w:bookmarkStart w:id="26" w:name="篇名-体例另三篇题名全部英文-本篇用英文"/>
+    <w:bookmarkStart w:id="26" w:name="篇名体例另三篇题名全部英文本篇用英文"/>
     <w:p>
       <w:pPr>
         <w:pStyle w:val="Heading2"/>
       </w:pPr>
       <w:r>
-        <w:t xml:space="preserve">1 · 篇名（★ 体例：另三篇题名全部英文 ⇒ 本篇用英文）</w:t>
+        <w:t xml:space="preserve">1 · 篇名（体例：另三篇题名全部英文，本篇用英文）</w:t>
       </w:r>
     </w:p>
     <w:tbl>
@@ -2505,12 +2317,6 @@
               <w:jc w:val="left"/>
             </w:pPr>
             <w:r>
-              <w:t xml:space="preserve">★</w:t>
-            </w:r>
-            <w:r>
-              <w:t xml:space="preserve"> </w:t>
-            </w:r>
-            <w:r>
               <w:rPr>
                 <w:bCs/>
                 <w:b/>
@@ -2565,12 +2371,6 @@
               <w:pStyle w:val="Compact"/>
               <w:jc w:val="left"/>
             </w:pPr>
-            <w:r>
-              <w:t xml:space="preserve">★</w:t>
-            </w:r>
-            <w:r>
-              <w:t xml:space="preserve"> </w:t>
-            </w:r>
             <w:r>
               <w:rPr>
                 <w:bCs/>
@@ -2665,12 +2465,6 @@
               <w:jc w:val="left"/>
             </w:pPr>
             <w:r>
-              <w:t xml:space="preserve">★</w:t>
-            </w:r>
-            <w:r>
-              <w:t xml:space="preserve"> </w:t>
-            </w:r>
-            <w:r>
               <w:rPr>
                 <w:bCs/>
                 <w:b/>
@@ -2678,7 +2472,7 @@
               <w:t xml:space="preserve">不选</w:t>
             </w:r>
             <w:r>
-              <w:t xml:space="preserve">：★ 提问式题名 + 正文承认"没学会" ⇒ 读者会以为这是"我们没做出来"，而不是"我们做出来了并如实报"</w:t>
+              <w:t xml:space="preserve">：提问式题名 + 正文承认"没学会"，读者会以为这是"我们没做出来"，而不是"我们做出来了并如实报"</w:t>
             </w:r>
           </w:p>
         </w:tc>
@@ -2704,7 +2498,7 @@
         <w:pStyle w:val="BodyText"/>
       </w:pPr>
       <w:r>
-        <w:t xml:space="preserve">★ 标题</w:t>
+        <w:t xml:space="preserve">标题</w:t>
       </w:r>
       <w:r>
         <w:rPr>
@@ -2816,12 +2610,6 @@
         <w:t xml:space="preserve"> </w:t>
       </w:r>
       <w:r>
-        <w:t xml:space="preserve">★</w:t>
-      </w:r>
-      <w:r>
-        <w:t xml:space="preserve"> </w:t>
-      </w:r>
-      <w:r>
         <w:rPr>
           <w:bCs/>
           <w:b/>
@@ -2868,10 +2656,7 @@
         <w:t xml:space="preserve">都小于 0.15</w:t>
       </w:r>
       <w:r>
-        <w:t xml:space="preserve">）⇒ ⇒</w:t>
-      </w:r>
-      <w:r>
-        <w:t xml:space="preserve"> </w:t>
+        <w:t xml:space="preserve">），</w:t>
       </w:r>
       <w:r>
         <w:rPr>
@@ -2910,10 +2695,7 @@
         <w:t xml:space="preserve">那一维的权重级偏好</w:t>
       </w:r>
       <w:r>
-        <w:t xml:space="preserve">（两版 argmax 一致、间距 0.400 / 0.583）★</w:t>
-      </w:r>
-      <w:r>
-        <w:t xml:space="preserve"> </w:t>
+        <w:t xml:space="preserve">（两版 argmax 一致、间距 0.400 / 0.583）</w:t>
       </w:r>
       <w:r>
         <w:rPr>
@@ -2923,17 +2705,14 @@
         <w:t xml:space="preserve">但它的档位名与实际落地语义不一致、且从未在产生本文读数的批里被行使</w:t>
       </w:r>
       <w:r>
-        <w:t xml:space="preserve">（§0.5 事实②③）⇒ ⇒ ★</w:t>
-      </w:r>
-      <w:r>
-        <w:t xml:space="preserve"> </w:t>
-      </w:r>
-      <w:r>
-        <w:rPr>
-          <w:bCs/>
-          <w:b/>
-        </w:rPr>
-        <w:t xml:space="preserve">按本文的读数分层纪律，它只能算【机制存在性】，不能算【学到了什么】</w:t>
+        <w:t xml:space="preserve">（§0.5 事实②③），</w:t>
+      </w:r>
+      <w:r>
+        <w:rPr>
+          <w:bCs/>
+          <w:b/>
+        </w:rPr>
+        <w:t xml:space="preserve">按本文的读数分层要求，它只能算【机制存在性】，不能算【学到了什么】</w:t>
       </w:r>
       <w:r>
         <w:t xml:space="preserve">；</w:t>
@@ -2960,13 +2739,13 @@
         <w:t xml:space="preserve"> </w:t>
       </w:r>
       <w:r>
-        <w:t xml:space="preserve">两版完全并列 ⇒ 训练信号没有把该维度区分开。</w:t>
-      </w:r>
-      <w:r>
-        <w:t xml:space="preserve"> </w:t>
-      </w:r>
-      <w:r>
-        <w:t xml:space="preserve">⇒ ⇒ 而「该不该发散」</w:t>
+        <w:t xml:space="preserve">两版完全并列，训练信号没有把该维度区分开。</w:t>
+      </w:r>
+      <w:r>
+        <w:t xml:space="preserve"> </w:t>
+      </w:r>
+      <w:r>
+        <w:t xml:space="preserve">而「该不该发散」</w:t>
       </w:r>
       <w:r>
         <w:rPr>
@@ -2976,10 +2755,7 @@
         <w:t xml:space="preserve">是题型决定的决策</w:t>
       </w:r>
       <w:r>
-        <w:t xml:space="preserve">（路径多选题上认知位置把钻牛角尖率 80–100% 降到 50%，路径单一题上四个臂全部踩坑）⇒ ⇒ ★</w:t>
-      </w:r>
-      <w:r>
-        <w:t xml:space="preserve"> </w:t>
+        <w:t xml:space="preserve">（路径多选题上认知位置把钻牛角尖率 80–100% 降到 50%，路径单一题上四个臂全部踩坑），</w:t>
       </w:r>
       <w:r>
         <w:rPr>
@@ -2992,12 +2768,6 @@
         <w:t xml:space="preserve"> </w:t>
       </w:r>
       <w:r>
-        <w:t xml:space="preserve">⇒ ⇒ ★</w:t>
-      </w:r>
-      <w:r>
-        <w:t xml:space="preserve"> </w:t>
-      </w:r>
-      <w:r>
         <w:rPr>
           <w:bCs/>
           <w:b/>
@@ -3005,10 +2775,7 @@
         <w:t xml:space="preserve">本文成立的正面读数只有一个</w:t>
       </w:r>
       <w:r>
-        <w:t xml:space="preserve">：局部避坑行为轴上，学出来的策略比查表/均匀策略更少踩坑（in-sample，每臂 n=6，负对照臂持平）★</w:t>
-      </w:r>
-      <w:r>
-        <w:t xml:space="preserve"> </w:t>
+        <w:t xml:space="preserve">：局部避坑行为轴上，学出来的策略比查表/均匀策略更少踩坑（in-sample，每臂 n=6，负对照臂持平）</w:t>
       </w:r>
       <w:r>
         <w:rPr>
@@ -3044,7 +2811,7 @@
           <w:bCs/>
           <w:b/>
         </w:rPr>
-        <w:t xml:space="preserve">从未被行使 ⇒ 这条效应不含</w:t>
+        <w:t xml:space="preserve">从未被行使，这条效应不含</w:t>
       </w:r>
       <w:r>
         <w:rPr>
@@ -3076,10 +2843,7 @@
         <w:t xml:space="preserve">的贡献</w:t>
       </w:r>
       <w:r>
-        <w:t xml:space="preserve">（§0.5 事实③）⇒ ⇒ ★</w:t>
-      </w:r>
-      <w:r>
-        <w:t xml:space="preserve"> </w:t>
+        <w:t xml:space="preserve">（§0.5 事实③），</w:t>
       </w:r>
       <w:r>
         <w:rPr>
@@ -3240,12 +3004,6 @@
               <w:jc w:val="left"/>
             </w:pPr>
             <w:r>
-              <w:t xml:space="preserve">★</w:t>
-            </w:r>
-            <w:r>
-              <w:t xml:space="preserve"> </w:t>
-            </w:r>
-            <w:r>
               <w:rPr>
                 <w:bCs/>
                 <w:b/>
@@ -3253,10 +3011,7 @@
               <w:t xml:space="preserve">层2 内部臂间差</w:t>
             </w:r>
             <w:r>
-              <w:t xml:space="preserve">；★</w:t>
-            </w:r>
-            <w:r>
-              <w:t xml:space="preserve"> </w:t>
+              <w:t xml:space="preserve">；</w:t>
             </w:r>
             <w:r>
               <w:rPr>
@@ -3326,12 +3081,6 @@
               <w:jc w:val="left"/>
             </w:pPr>
             <w:r>
-              <w:t xml:space="preserve">★</w:t>
-            </w:r>
-            <w:r>
-              <w:t xml:space="preserve"> </w:t>
-            </w:r>
-            <w:r>
               <w:rPr>
                 <w:bCs/>
                 <w:b/>
@@ -3339,10 +3088,7 @@
               <w:t xml:space="preserve">层2 认知位置臂的读数</w:t>
             </w:r>
             <w:r>
-              <w:t xml:space="preserve">；★</w:t>
-            </w:r>
-            <w:r>
-              <w:t xml:space="preserve"> </w:t>
+              <w:t xml:space="preserve">；</w:t>
             </w:r>
             <w:r>
               <w:rPr>
@@ -3360,12 +3106,6 @@
         <w:pStyle w:val="BodyText"/>
       </w:pPr>
       <w:r>
-        <w:t xml:space="preserve">★★</w:t>
-      </w:r>
-      <w:r>
-        <w:t xml:space="preserve"> </w:t>
-      </w:r>
-      <w:r>
         <w:rPr>
           <w:bCs/>
           <w:b/>
@@ -3383,7 +3123,7 @@
         <w:t xml:space="preserve">层2 的读数</w:t>
       </w:r>
       <w:r>
-        <w:t xml:space="preserve">。v1 把这条纪律写在 G1 和台账的"允许的写法"里，</w:t>
+        <w:t xml:space="preserve">。v1 把这条要求写在 G1 和台账的"允许的写法"里，</w:t>
       </w:r>
       <w:r>
         <w:rPr>
@@ -3393,7 +3133,7 @@
         <w:t xml:space="preserve">但不在可 grep 的禁写清单里</w:t>
       </w:r>
       <w:r>
-        <w:t xml:space="preserve">⇒ v2 把它放进清单本体（§5.4 ⑫）。</w:t>
+        <w:t xml:space="preserve">，v2 把它放进清单本体（§5.4 ⑫）。</w:t>
       </w:r>
     </w:p>
     <w:p>
@@ -3404,13 +3144,13 @@
       </w:r>
     </w:p>
     <w:bookmarkEnd w:id="27"/>
-    <w:bookmarkStart w:id="28" w:name="硬纪律"/>
+    <w:bookmarkStart w:id="28" w:name="硬要求"/>
     <w:p>
       <w:pPr>
         <w:pStyle w:val="Heading2"/>
       </w:pPr>
       <w:r>
-        <w:t xml:space="preserve">3 · 硬纪律</w:t>
+        <w:t xml:space="preserve">3 · 硬要求</w:t>
       </w:r>
     </w:p>
     <w:tbl>
@@ -3448,7 +3188,7 @@
               <w:jc w:val="left"/>
             </w:pPr>
             <w:r>
-              <w:t xml:space="preserve">纪律</w:t>
+              <w:t xml:space="preserve">要求</w:t>
             </w:r>
           </w:p>
         </w:tc>
@@ -3498,10 +3238,7 @@
               <w:jc w:val="left"/>
             </w:pPr>
             <w:r>
-              <w:t xml:space="preserve">只允许：① 重排已有读数 ② 改措辞强度 ③ 加限定 ④ 显式登记"未做" ⑤ 加方法学元说明。★</w:t>
-            </w:r>
-            <w:r>
-              <w:t xml:space="preserve"> </w:t>
+              <w:t xml:space="preserve">只允许：① 重排已有读数 ② 改措辞强度 ③ 加限定 ④ 显式登记"未做" ⑤ 加方法学元说明。</w:t>
             </w:r>
             <w:r>
               <w:rPr>
@@ -3640,7 +3377,7 @@
               <w:t xml:space="preserve">按轴判决</w:t>
             </w:r>
             <w:r>
-              <w:t xml:space="preserve">。★ 不得改</w:t>
+              <w:t xml:space="preserve">。不得改</w:t>
             </w:r>
           </w:p>
         </w:tc>
@@ -3678,7 +3415,7 @@
               <w:jc w:val="left"/>
             </w:pPr>
             <w:r>
-              <w:t xml:space="preserve">本轮</w:t>
+              <w:t xml:space="preserve">这一轮</w:t>
             </w:r>
             <w:r>
               <w:rPr>
@@ -3688,7 +3425,7 @@
               <w:t xml:space="preserve">零模型调用</w:t>
             </w:r>
             <w:r>
-              <w:t xml:space="preserve">。★ holdout 批未完成 ⇒ 引用它必须写"未完成"</w:t>
+              <w:t xml:space="preserve">。 holdout 批未完成，引用它必须写"未完成"</w:t>
             </w:r>
           </w:p>
         </w:tc>
@@ -3726,7 +3463,7 @@
               <w:jc w:val="left"/>
             </w:pPr>
             <w:r>
-              <w:t xml:space="preserve">★ 本篇的检出力下界见 §5 台账第 14 行（δ=1 需 O(10–16) 份/臂，本批 4 份/臂）</w:t>
+              <w:t xml:space="preserve">本篇的检出力下界见 §5 台账第 14 行（δ=1 需 O(10–16) 份/臂，本批 4 份/臂）</w:t>
             </w:r>
           </w:p>
         </w:tc>
@@ -3764,10 +3501,7 @@
               <w:jc w:val="left"/>
             </w:pPr>
             <w:r>
-              <w:t xml:space="preserve">核不到写「未归档/未核到」，★</w:t>
-            </w:r>
-            <w:r>
-              <w:t xml:space="preserve"> </w:t>
+              <w:t xml:space="preserve">核不到写「未归档/未核到」，</w:t>
             </w:r>
             <w:r>
               <w:rPr>
@@ -3866,10 +3600,7 @@
               <w:t xml:space="preserve">【待完成】待填</w:t>
             </w:r>
             <w:r>
-              <w:t xml:space="preserve">。★</w:t>
-            </w:r>
-            <w:r>
-              <w:t xml:space="preserve"> </w:t>
+              <w:t xml:space="preserve">。</w:t>
             </w:r>
             <w:r>
               <w:rPr>
@@ -3938,10 +3669,7 @@
               <w:t xml:space="preserve"> </w:t>
             </w:r>
             <w:r>
-              <w:t xml:space="preserve">跑批中 ⇒ ★</w:t>
-            </w:r>
-            <w:r>
-              <w:t xml:space="preserve"> </w:t>
+              <w:t xml:space="preserve">跑批中，</w:t>
             </w:r>
             <w:r>
               <w:rPr>
@@ -3951,7 +3679,7 @@
               <w:t xml:space="preserve">不得引用其读数</w:t>
             </w:r>
             <w:r>
-              <w:t xml:space="preserve">；只能写"跑批中，未完成 ⇒ 部分数据不得被当成完整结果"</w:t>
+              <w:t xml:space="preserve">；只能写"跑批中，未完成，部分数据不得被当成完整结果"</w:t>
             </w:r>
           </w:p>
         </w:tc>
@@ -3981,23 +3709,19 @@
               <w:jc w:val="left"/>
             </w:pPr>
             <w:r>
-              <w:rPr>
-                <w:bCs/>
-                <w:b/>
-              </w:rPr>
-              <w:t xml:space="preserve">★ 改写预注册判读 ⇒ 必须登记</w:t>
-            </w:r>
-          </w:p>
-        </w:tc>
-        <w:tc>
-          <w:tcPr/>
-          <w:p>
-            <w:pPr>
-              <w:pStyle w:val="Compact"/>
-              <w:jc w:val="left"/>
-            </w:pPr>
-            <w:r>
-              <w:t xml:space="preserve">★ 底稿</w:t>
+              <w:t xml:space="preserve">** 改写预注册判读，必须登记**</w:t>
+            </w:r>
+          </w:p>
+        </w:tc>
+        <w:tc>
+          <w:tcPr/>
+          <w:p>
+            <w:pPr>
+              <w:pStyle w:val="Compact"/>
+              <w:jc w:val="left"/>
+            </w:pPr>
+            <w:r>
+              <w:t xml:space="preserve">底稿</w:t>
             </w:r>
             <w:r>
               <w:t xml:space="preserve"> </w:t>
@@ -4022,10 +3746,7 @@
               <w:t xml:space="preserve">读数口径变更记录</w:t>
             </w:r>
             <w:r>
-              <w:t xml:space="preserve">』里显式列出，并说明修改动机」。⇒</w:t>
-            </w:r>
-            <w:r>
-              <w:t xml:space="preserve"> </w:t>
+              <w:t xml:space="preserve">』里显式列出，并说明修改动机」。</w:t>
             </w:r>
             <w:r>
               <w:rPr>
@@ -4065,11 +3786,7 @@
               <w:jc w:val="left"/>
             </w:pPr>
             <w:r>
-              <w:rPr>
-                <w:bCs/>
-                <w:b/>
-              </w:rPr>
-              <w:t xml:space="preserve">★ 状态列四档</w:t>
+              <w:t xml:space="preserve">** 状态列四档**</w:t>
             </w:r>
           </w:p>
         </w:tc>
@@ -4091,10 +3808,7 @@
               <w:t xml:space="preserve">已测 / 未测 / 未检出 / 不可分辨</w:t>
             </w:r>
             <w:r>
-              <w:t xml:space="preserve">。★</w:t>
-            </w:r>
-            <w:r>
-              <w:t xml:space="preserve"> </w:t>
+              <w:t xml:space="preserve">。</w:t>
             </w:r>
             <w:r>
               <w:rPr>
@@ -4104,7 +3818,7 @@
               <w:t xml:space="preserve">不写「无效 / 等效 / 已证明」</w:t>
             </w:r>
             <w:r>
-              <w:t xml:space="preserve">（另三篇已有此纪律：A:790、D:536）</w:t>
+              <w:t xml:space="preserve">（另三篇已有此要求：A:790、D:536）</w:t>
             </w:r>
           </w:p>
         </w:tc>
@@ -4134,23 +3848,19 @@
               <w:jc w:val="left"/>
             </w:pPr>
             <w:r>
-              <w:rPr>
-                <w:bCs/>
-                <w:b/>
-              </w:rPr>
-              <w:t xml:space="preserve">★ 每条读数带 n</w:t>
-            </w:r>
-          </w:p>
-        </w:tc>
-        <w:tc>
-          <w:tcPr/>
-          <w:p>
-            <w:pPr>
-              <w:pStyle w:val="Compact"/>
-              <w:jc w:val="left"/>
-            </w:pPr>
-            <w:r>
-              <w:t xml:space="preserve">★ 底稿</w:t>
+              <w:t xml:space="preserve">** 每条读数带 n**</w:t>
+            </w:r>
+          </w:p>
+        </w:tc>
+        <w:tc>
+          <w:tcPr/>
+          <w:p>
+            <w:pPr>
+              <w:pStyle w:val="Compact"/>
+              <w:jc w:val="left"/>
+            </w:pPr>
+            <w:r>
+              <w:t xml:space="preserve">底稿</w:t>
             </w:r>
             <w:r>
               <w:t xml:space="preserve"> </w:t>
@@ -4172,7 +3882,7 @@
               <w:t xml:space="preserve">不显式报 n 的比率不可引用</w:t>
             </w:r>
             <w:r>
-              <w:t xml:space="preserve">）」⇒ 比率必须带绝对分母（</w:t>
+              <w:t xml:space="preserve">）」，比率必须带绝对分母（</w:t>
             </w:r>
             <w:r>
               <w:rPr>
@@ -4224,7 +3934,7 @@
         <w:pStyle w:val="FirstParagraph"/>
       </w:pPr>
       <w:r>
-        <w:t xml:space="preserve">★ 体例照</w:t>
+        <w:t xml:space="preserve">体例照</w:t>
       </w:r>
       <w:r>
         <w:t xml:space="preserve"> </w:t>
@@ -4254,10 +3964,7 @@
         <w:t xml:space="preserve">papers/04_D_...</w:t>
       </w:r>
       <w:r>
-        <w:t xml:space="preserve">。★</w:t>
-      </w:r>
-      <w:r>
-        <w:t xml:space="preserve"> </w:t>
+        <w:t xml:space="preserve">。</w:t>
       </w:r>
       <w:r>
         <w:rPr>
@@ -4273,10 +3980,7 @@
         <w:t xml:space="preserve"> </w:t>
       </w:r>
       <w:r>
-        <w:t xml:space="preserve">① 《数据来源与独立性声明》★</w:t>
-      </w:r>
-      <w:r>
-        <w:t xml:space="preserve"> </w:t>
+        <w:t xml:space="preserve">① 《数据来源与独立性声明》</w:t>
       </w:r>
       <w:r>
         <w:rPr>
@@ -4296,10 +4000,7 @@
         <w:t xml:space="preserve">与其他篇的共享部分</w:t>
       </w:r>
       <w:r>
-        <w:t xml:space="preserve">）⇒ ★</w:t>
-      </w:r>
-      <w:r>
-        <w:t xml:space="preserve"> </w:t>
+        <w:t xml:space="preserve">），</w:t>
       </w:r>
       <w:r>
         <w:rPr>
@@ -4338,10 +4039,7 @@
         <w:t xml:space="preserve">L3 / L8 与 L1 篇自己的 L3 / L8 同号异义</w:t>
       </w:r>
       <w:r>
-        <w:t xml:space="preserve"> </w:t>
-      </w:r>
-      <w:r>
-        <w:t xml:space="preserve">⇒ ★ 本篇局限</w:t>
+        <w:t xml:space="preserve">，本篇局限</w:t>
       </w:r>
       <w:r>
         <w:rPr>
@@ -4467,7 +4165,7 @@
               <w:t xml:space="preserve">arb</w:t>
             </w:r>
             <w:r>
-              <w:t xml:space="preserve">）→ ★</w:t>
+              <w:t xml:space="preserve">）→</w:t>
             </w:r>
             <w:r>
               <w:t xml:space="preserve"> </w:t>
@@ -4516,7 +4214,7 @@
               <w:jc w:val="left"/>
             </w:pPr>
             <w:r>
-              <w:t xml:space="preserve">★ 摘要</w:t>
+              <w:t xml:space="preserve">摘要</w:t>
             </w:r>
             <w:r>
               <w:rPr>
@@ -4564,7 +4262,7 @@
               <w:jc w:val="left"/>
             </w:pPr>
             <w:r>
-              <w:t xml:space="preserve">为什么"再设计一套架构"不是终点（层2 侧：跨型号/框架/支数三个旋钮全无可测贡献）★ 标</w:t>
+              <w:t xml:space="preserve">为什么"再设计一套架构"不是终点（层2 侧：跨型号/框架/支数三个旋钮全无可测贡献）标</w:t>
             </w:r>
             <w:r>
               <w:t xml:space="preserve"> </w:t>
@@ -4635,10 +4333,7 @@
               <w:t xml:space="preserve"> </w:t>
             </w:r>
             <w:r>
-              <w:t xml:space="preserve">开关、共用代码与测量管线、★</w:t>
-            </w:r>
-            <w:r>
-              <w:t xml:space="preserve"> </w:t>
+              <w:t xml:space="preserve">开关、共用代码与测量管线、</w:t>
             </w:r>
             <w:r>
               <w:rPr>
@@ -4648,10 +4343,7 @@
               <w:t xml:space="preserve">层2 = 层3 − 演化</w:t>
             </w:r>
             <w:r>
-              <w:t xml:space="preserve">（消融臂）★</w:t>
-            </w:r>
-            <w:r>
-              <w:t xml:space="preserve"> </w:t>
+              <w:t xml:space="preserve">（消融臂）</w:t>
             </w:r>
             <w:r>
               <w:rPr>
@@ -4739,30 +4431,17 @@
                 <w:bCs/>
                 <w:b/>
               </w:rPr>
-              <w:t xml:space="preserve"> </w:t>
-            </w:r>
-            <w:r>
-              <w:rPr>
-                <w:bCs/>
-                <w:b/>
-              </w:rPr>
-              <w:t xml:space="preserve">⇒ 消融比底稿声称的更干净</w:t>
-            </w:r>
-          </w:p>
-        </w:tc>
-        <w:tc>
-          <w:tcPr/>
-          <w:p>
-            <w:pPr>
-              <w:pStyle w:val="Compact"/>
-              <w:jc w:val="left"/>
-            </w:pPr>
-            <w:r>
-              <w:t xml:space="preserve">★</w:t>
-            </w:r>
-            <w:r>
-              <w:t xml:space="preserve"> </w:t>
-            </w:r>
+              <w:t xml:space="preserve">，消融比底稿声称的更干净</w:t>
+            </w:r>
+          </w:p>
+        </w:tc>
+        <w:tc>
+          <w:tcPr/>
+          <w:p>
+            <w:pPr>
+              <w:pStyle w:val="Compact"/>
+              <w:jc w:val="left"/>
+            </w:pPr>
             <w:r>
               <w:rPr>
                 <w:bCs/>
@@ -4833,7 +4512,7 @@
               <w:jc w:val="left"/>
             </w:pPr>
             <w:r>
-              <w:t xml:space="preserve">① 旧版 6 个硬编码模板 ★</w:t>
+              <w:t xml:space="preserve">① 旧版 6 个硬编码模板</w:t>
             </w:r>
             <w:r>
               <w:t xml:space="preserve"> </w:t>
@@ -4916,26 +4595,17 @@
               <w:t xml:space="preserve">在同一动作空间</w:t>
             </w:r>
             <w:r>
-              <w:t xml:space="preserve"> </w:t>
-            </w:r>
-            <w:r>
-              <w:t xml:space="preserve">⇒ 可直接消融</w:t>
-            </w:r>
-          </w:p>
-        </w:tc>
-        <w:tc>
-          <w:tcPr/>
-          <w:p>
-            <w:pPr>
-              <w:pStyle w:val="Compact"/>
-              <w:jc w:val="left"/>
-            </w:pPr>
-            <w:r>
-              <w:t xml:space="preserve">★</w:t>
-            </w:r>
-            <w:r>
-              <w:t xml:space="preserve"> </w:t>
-            </w:r>
+              <w:t xml:space="preserve">，可直接消融</w:t>
+            </w:r>
+          </w:p>
+        </w:tc>
+        <w:tc>
+          <w:tcPr/>
+          <w:p>
+            <w:pPr>
+              <w:pStyle w:val="Compact"/>
+              <w:jc w:val="left"/>
+            </w:pPr>
             <w:r>
               <w:rPr>
                 <w:bCs/>
@@ -4953,7 +4623,7 @@
               <w:t xml:space="preserve">PREREG:45-47</w:t>
             </w:r>
             <w:r>
-              <w:t xml:space="preserve">）⇒ 不得声称"自动的 Agent 架构搜索"</w:t>
+              <w:t xml:space="preserve">），不得声称"自动的 Agent 架构搜索"</w:t>
             </w:r>
           </w:p>
         </w:tc>
@@ -5132,7 +4802,7 @@
               <w:t xml:space="preserve"> </w:t>
             </w:r>
             <w:r>
-              <w:t xml:space="preserve">是唯一让"当前失败类型"影响选择的通道 ★</w:t>
+              <w:t xml:space="preserve">是唯一让"当前失败类型"影响选择的通道</w:t>
             </w:r>
             <w:r>
               <w:t xml:space="preserve"> </w:t>
@@ -5237,30 +4907,17 @@
                 <w:bCs/>
                 <w:b/>
               </w:rPr>
-              <w:t xml:space="preserve"> </w:t>
-            </w:r>
-            <w:r>
-              <w:rPr>
-                <w:bCs/>
-                <w:b/>
-              </w:rPr>
-              <w:t xml:space="preserve">⇒ 实际是【按索引丢靠前那条】，与极性无关</w:t>
-            </w:r>
-          </w:p>
-        </w:tc>
-        <w:tc>
-          <w:tcPr/>
-          <w:p>
-            <w:pPr>
-              <w:pStyle w:val="Compact"/>
-              <w:jc w:val="left"/>
-            </w:pPr>
-            <w:r>
-              <w:t xml:space="preserve">★</w:t>
-            </w:r>
-            <w:r>
-              <w:t xml:space="preserve"> </w:t>
-            </w:r>
+              <w:t xml:space="preserve">，实际是【按索引丢靠前那条】，与极性无关</w:t>
+            </w:r>
+          </w:p>
+        </w:tc>
+        <w:tc>
+          <w:tcPr/>
+          <w:p>
+            <w:pPr>
+              <w:pStyle w:val="Compact"/>
+              <w:jc w:val="left"/>
+            </w:pPr>
             <w:r>
               <w:rPr>
                 <w:bCs/>
@@ -5282,13 +4939,7 @@
               <w:t xml:space="preserve">24/24 只产出一个触发器</w:t>
             </w:r>
             <w:r>
-              <w:t xml:space="preserve"> </w:t>
-            </w:r>
-            <w:r>
-              <w:t xml:space="preserve">⇒</w:t>
-            </w:r>
-            <w:r>
-              <w:t xml:space="preserve"> </w:t>
+              <w:t xml:space="preserve">，</w:t>
             </w:r>
             <w:r>
               <w:rPr>
@@ -5310,10 +4961,7 @@
               <w:t xml:space="preserve">共线</w:t>
             </w:r>
             <w:r>
-              <w:t xml:space="preserve"> </w:t>
-            </w:r>
-            <w:r>
-              <w:t xml:space="preserve">⇒ 不得把</w:t>
+              <w:t xml:space="preserve">，不得把</w:t>
             </w:r>
             <w:r>
               <w:t xml:space="preserve"> </w:t>
@@ -5328,7 +4976,7 @@
               <w:t xml:space="preserve"> </w:t>
             </w:r>
             <w:r>
-              <w:t xml:space="preserve">说成"失败类型在起作用"｜★</w:t>
+              <w:t xml:space="preserve">说成"失败类型在起作用"｜</w:t>
             </w:r>
             <w:r>
               <w:t xml:space="preserve"> </w:t>
@@ -5427,7 +5075,7 @@
               <w:t xml:space="preserve">detect_conflicts()</w:t>
             </w:r>
             <w:r>
-              <w:t xml:space="preserve">：选项判定冲突 + 数字冲突）★ 注明"零模型、零判官、可复算"；★ 陷阱检测器为</w:t>
+              <w:t xml:space="preserve">：选项判定冲突 + 数字冲突）注明"零模型、零判官、可复算"；陷阱检测器为</w:t>
             </w:r>
             <w:r>
               <w:rPr>
@@ -5557,12 +5205,6 @@
               <w:t xml:space="preserve"> </w:t>
             </w:r>
             <w:r>
-              <w:t xml:space="preserve">★</w:t>
-            </w:r>
-            <w:r>
-              <w:t xml:space="preserve"> </w:t>
-            </w:r>
-            <w:r>
               <w:rPr>
                 <w:bCs/>
                 <w:b/>
@@ -5570,26 +5212,17 @@
               <w:t xml:space="preserve">前两项旧版没有</w:t>
             </w:r>
             <w:r>
-              <w:t xml:space="preserve"> </w:t>
-            </w:r>
-            <w:r>
-              <w:t xml:space="preserve">⇒ 上一轮"没学出偏好"的根因 = 奖励与目标没对齐 ③ 训练题集必须混合（DEV 9 + 对抗 6 = 15），因为陷阱命中只在带指纹的题上可测</w:t>
-            </w:r>
-          </w:p>
-        </w:tc>
-        <w:tc>
-          <w:tcPr/>
-          <w:p>
-            <w:pPr>
-              <w:pStyle w:val="Compact"/>
-              <w:jc w:val="left"/>
-            </w:pPr>
-            <w:r>
-              <w:t xml:space="preserve">★</w:t>
-            </w:r>
-            <w:r>
-              <w:t xml:space="preserve"> </w:t>
-            </w:r>
+              <w:t xml:space="preserve">，上一轮"没学出偏好"的根因 = 奖励与目标没对齐 ③ 训练题集必须混合（DEV 9 + 对抗 6 = 15），因为陷阱命中只在带指纹的题上可测</w:t>
+            </w:r>
+          </w:p>
+        </w:tc>
+        <w:tc>
+          <w:tcPr/>
+          <w:p>
+            <w:pPr>
+              <w:pStyle w:val="Compact"/>
+              <w:jc w:val="left"/>
+            </w:pPr>
             <w:r>
               <w:rPr>
                 <w:bCs/>
@@ -5683,7 +5316,7 @@
               <w:t xml:space="preserve">这条反馈实际引用的依据 ID</w:t>
             </w:r>
             <w:r>
-              <w:t xml:space="preserve">」⇒ agent×依据 离散表 ⇒ 归因</w:t>
+              <w:t xml:space="preserve">」，agent×依据 离散表，归因</w:t>
             </w:r>
             <w:r>
               <w:rPr>
@@ -5749,33 +5382,27 @@
               <w:jc w:val="left"/>
             </w:pPr>
             <w:r>
-              <w:t xml:space="preserve">AgentSquare（arXiv:2410.06153）三处差别（动作空间 / 目标函数 / 选择）+ ★</w:t>
-            </w:r>
-            <w:r>
-              <w:t xml:space="preserve"> </w:t>
-            </w:r>
-            <w:r>
-              <w:rPr>
-                <w:bCs/>
-                <w:b/>
-              </w:rPr>
-              <w:t xml:space="preserve">我们的模块池小 ⇒ 归因更干净</w:t>
-            </w:r>
-          </w:p>
-        </w:tc>
-        <w:tc>
-          <w:tcPr/>
-          <w:p>
-            <w:pPr>
-              <w:pStyle w:val="Compact"/>
-              <w:jc w:val="left"/>
-            </w:pPr>
-            <w:r>
-              <w:t xml:space="preserve">★</w:t>
-            </w:r>
-            <w:r>
-              <w:t xml:space="preserve"> </w:t>
-            </w:r>
+              <w:t xml:space="preserve">AgentSquare（arXiv:2410.06153）三处差别（动作空间 / 目标函数 / 选择）+</w:t>
+            </w:r>
+            <w:r>
+              <w:t xml:space="preserve"> </w:t>
+            </w:r>
+            <w:r>
+              <w:rPr>
+                <w:bCs/>
+                <w:b/>
+              </w:rPr>
+              <w:t xml:space="preserve">我们的模块池小，归因更干净</w:t>
+            </w:r>
+          </w:p>
+        </w:tc>
+        <w:tc>
+          <w:tcPr/>
+          <w:p>
+            <w:pPr>
+              <w:pStyle w:val="Compact"/>
+              <w:jc w:val="left"/>
+            </w:pPr>
             <w:r>
               <w:rPr>
                 <w:bCs/>
@@ -5784,7 +5411,7 @@
               <w:t xml:space="preserve">不得写"我们也会搜架构"</w:t>
             </w:r>
             <w:r>
-              <w:t xml:space="preserve">；★ 不得把前人的读数当我们的</w:t>
+              <w:t xml:space="preserve">；不得把前人的读数当我们的</w:t>
             </w:r>
           </w:p>
         </w:tc>
@@ -5831,7 +5458,7 @@
               <w:jc w:val="left"/>
             </w:pPr>
             <w:r>
-              <w:t xml:space="preserve">§5 台账；★ 每条带 n 与档位</w:t>
+              <w:t xml:space="preserve">§5 台账；每条带 n 与档位</w:t>
             </w:r>
           </w:p>
         </w:tc>
@@ -5924,12 +5551,6 @@
               <w:jc w:val="left"/>
             </w:pPr>
             <w:r>
-              <w:t xml:space="preserve">★</w:t>
-            </w:r>
-            <w:r>
-              <w:t xml:space="preserve"> </w:t>
-            </w:r>
-            <w:r>
               <w:rPr>
                 <w:bCs/>
                 <w:b/>
@@ -5940,7 +5561,7 @@
               <w:t xml:space="preserve"> </w:t>
             </w:r>
             <w:r>
-              <w:t xml:space="preserve">四列（照 L1 篇 :311-330 的体例，它是"本文最重要的一张表"）★ 逐轴一行</w:t>
+              <w:t xml:space="preserve">四列（照 L1 篇 :311-330 的体例，它是"本文最重要的一张表"）逐轴一行</w:t>
             </w:r>
           </w:p>
         </w:tc>
@@ -6040,10 +5661,7 @@
               <w:jc w:val="left"/>
             </w:pPr>
             <w:r>
-              <w:t xml:space="preserve">至少含 L3-01（层3 仍是"查表式演化"，去掉查表后读数无差异 ⇒"自修改"无贡献）、L3-02（标量档案规模必然=1 是定义不是发现 ⇒ 只作机制存在性证据）、L3-04/L3-05（24/24 只出一种触发器 ⇒</w:t>
-            </w:r>
-            <w:r>
-              <w:t xml:space="preserve"> </w:t>
+              <w:t xml:space="preserve">至少含 L3-01（层3 仍是"查表式演化"，去掉查表后读数无差异，"自修改"无贡献）、L3-02（标量档案规模必然=1 是定义不是发现，只作机制存在性证据）、L3-04/L3-05（24/24 只出一种触发器，</w:t>
             </w:r>
             <w:r>
               <w:rPr>
@@ -6055,7 +5673,7 @@
               <w:t xml:space="preserve"> </w:t>
             </w:r>
             <w:r>
-              <w:t xml:space="preserve">与偏置共线）、L3-06（只测了 prompt 级旋钮 ⇒ 交互结构级未测）、L3-07（无独立测试集 ⇒ 全部读数为 in-sample）</w:t>
+              <w:t xml:space="preserve">与偏置共线）、L3-06（只测了 prompt 级旋钮，交互结构级未测）、L3-07（无独立测试集，全部读数为 in-sample）</w:t>
             </w:r>
           </w:p>
         </w:tc>
@@ -6135,12 +5753,6 @@
               <w:t xml:space="preserve"> </w:t>
             </w:r>
             <w:r>
-              <w:t xml:space="preserve">★</w:t>
-            </w:r>
-            <w:r>
-              <w:t xml:space="preserve"> </w:t>
-            </w:r>
-            <w:r>
               <w:rPr>
                 <w:bCs/>
                 <w:b/>
@@ -6208,7 +5820,7 @@
               <w:jc w:val="left"/>
             </w:pPr>
             <w:r>
-              <w:t xml:space="preserve">★ G9：登记 v1→v2 的判读收紧（时间 / 改了什么 / 为什么 / 影响），照</w:t>
+              <w:t xml:space="preserve">G9：登记 v1→v2 的判读收紧（时间 / 改了什么 / 为什么 / 影响），照</w:t>
             </w:r>
             <w:r>
               <w:t xml:space="preserve"> </w:t>
@@ -6276,12 +5888,6 @@
               <w:jc w:val="left"/>
             </w:pPr>
             <w:r>
-              <w:t xml:space="preserve">★</w:t>
-            </w:r>
-            <w:r>
-              <w:t xml:space="preserve"> </w:t>
-            </w:r>
-            <w:r>
               <w:rPr>
                 <w:bCs/>
                 <w:b/>
@@ -6318,10 +5924,7 @@
               <w:t xml:space="preserve">的「包内实际位置」写</w:t>
             </w:r>
             <w:r>
-              <w:t xml:space="preserve">，★</w:t>
-            </w:r>
-            <w:r>
-              <w:t xml:space="preserve"> </w:t>
+              <w:t xml:space="preserve">，</w:t>
             </w:r>
             <w:r>
               <w:rPr>
@@ -6340,7 +5943,7 @@
               <w:t xml:space="preserve">routes/COLLAPSE/...</w:t>
             </w:r>
             <w:r>
-              <w:t xml:space="preserve">）★ 并标出</w:t>
+              <w:t xml:space="preserve">）并标出</w:t>
             </w:r>
             <w:r>
               <w:rPr>
@@ -6468,12 +6071,6 @@
         <w:pStyle w:val="BodyText"/>
       </w:pPr>
       <w:r>
-        <w:t xml:space="preserve">★</w:t>
-      </w:r>
-      <w:r>
-        <w:t xml:space="preserve"> </w:t>
-      </w:r>
-      <w:r>
         <w:rPr>
           <w:bCs/>
           <w:b/>
@@ -6502,12 +6099,6 @@
         <w:t xml:space="preserve"> </w:t>
       </w:r>
       <w:r>
-        <w:t xml:space="preserve">★</w:t>
-      </w:r>
-      <w:r>
-        <w:t xml:space="preserve"> </w:t>
-      </w:r>
-      <w:r>
         <w:rPr>
           <w:bCs/>
           <w:b/>
@@ -6531,10 +6122,7 @@
         <w:t xml:space="preserve"> </w:t>
       </w:r>
       <w:r>
-        <w:t xml:space="preserve">- 《数据来源与独立性声明》：★</w:t>
-      </w:r>
-      <w:r>
-        <w:t xml:space="preserve"> </w:t>
+        <w:t xml:space="preserve">- 《数据来源与独立性声明》：</w:t>
       </w:r>
       <w:r>
         <w:rPr>
@@ -6544,10 +6132,7 @@
         <w:t xml:space="preserve">七列</w:t>
       </w:r>
       <w:r>
-        <w:t xml:space="preserve">（见本节开头 ①），★</w:t>
-      </w:r>
-      <w:r>
-        <w:t xml:space="preserve"> </w:t>
+        <w:t xml:space="preserve">（见本节开头 ①），</w:t>
       </w:r>
       <w:r>
         <w:rPr>
@@ -6557,7 +6142,7 @@
         <w:t xml:space="preserve">⑥「与其他篇的共享部分」必填</w:t>
       </w:r>
       <w:r>
-        <w:t xml:space="preserve">：本篇与 A/L1 同研究簇、同测量代码、同承重维度构念；★ 且 §2 的两个支撑事实</w:t>
+        <w:t xml:space="preserve">：本篇与 A/L1 同研究簇、同测量代码、同承重维度构念；且 §2 的两个支撑事实</w:t>
       </w:r>
       <w:r>
         <w:rPr>
@@ -6567,10 +6152,7 @@
         <w:t xml:space="preserve">全部是层2 的读数</w:t>
       </w:r>
       <w:r>
-        <w:t xml:space="preserve">（承重维度 4.50/2.50、钻牛角尖率 80–100%→50%）⇒</w:t>
-      </w:r>
-      <w:r>
-        <w:t xml:space="preserve"> </w:t>
+        <w:t xml:space="preserve">（承重维度 4.50/2.50、钻牛角尖率 80–100%→50%），</w:t>
       </w:r>
       <w:r>
         <w:rPr>
@@ -6591,13 +6173,13 @@
       </w:r>
     </w:p>
     <w:bookmarkEnd w:id="29"/>
-    <w:bookmarkStart w:id="31" w:name="读数台账-只有这些数字可以进正文-全部带出处档位n"/>
+    <w:bookmarkStart w:id="31" w:name="读数台账只有这些数字可以进正文全部带出处档位n"/>
     <w:p>
       <w:pPr>
         <w:pStyle w:val="Heading2"/>
       </w:pPr>
       <w:r>
-        <w:t xml:space="preserve">5 · 读数台账（★ 只有这些数字可以进正文；★ 全部带出处、档位、n）</w:t>
+        <w:t xml:space="preserve">5 · 读数台账（只有这些数字可以进正文；全部带出处、档位、n）</w:t>
       </w:r>
     </w:p>
     <w:tbl>
@@ -6777,23 +6359,17 @@
               <w:jc w:val="left"/>
             </w:pPr>
             <w:r>
-              <w:t xml:space="preserve">✅ 两批各 2 题 × 2 rep</w:t>
-            </w:r>
-          </w:p>
-        </w:tc>
-        <w:tc>
-          <w:tcPr/>
-          <w:p>
-            <w:pPr>
-              <w:pStyle w:val="Compact"/>
-              <w:jc w:val="left"/>
-            </w:pPr>
-            <w:r>
-              <w:t xml:space="preserve">★</w:t>
-            </w:r>
-            <w:r>
-              <w:t xml:space="preserve"> </w:t>
-            </w:r>
+              <w:t xml:space="preserve">两批各 2 题 × 2 rep</w:t>
+            </w:r>
+          </w:p>
+        </w:tc>
+        <w:tc>
+          <w:tcPr/>
+          <w:p>
+            <w:pPr>
+              <w:pStyle w:val="Compact"/>
+              <w:jc w:val="left"/>
+            </w:pPr>
             <w:r>
               <w:rPr>
                 <w:bCs/>
@@ -6814,13 +6390,7 @@
               <w:t xml:space="preserve">temp=0.7</w:t>
             </w:r>
             <w:r>
-              <w:t xml:space="preserve"> </w:t>
-            </w:r>
-            <w:r>
-              <w:t xml:space="preserve">⇒ 答案文本不同）⇒</w:t>
-            </w:r>
-            <w:r>
-              <w:t xml:space="preserve"> </w:t>
+              <w:t xml:space="preserve">，答案文本不同），</w:t>
             </w:r>
             <w:r>
               <w:rPr>
@@ -6935,19 +6505,19 @@
               <w:jc w:val="left"/>
             </w:pPr>
             <w:r>
-              <w:t xml:space="preserve">✅ n=12 份 × 3 次；全同仅 3/12</w:t>
-            </w:r>
-          </w:p>
-        </w:tc>
-        <w:tc>
-          <w:tcPr/>
-          <w:p>
-            <w:pPr>
-              <w:pStyle w:val="Compact"/>
-              <w:jc w:val="left"/>
-            </w:pPr>
-            <w:r>
-              <w:t xml:space="preserve">与第 3 行连着写；★ 中位 1 是 non-thinking 的 M2.5</w:t>
+              <w:t xml:space="preserve">n=12 份 × 3 次；全同仅 3/12</w:t>
+            </w:r>
+          </w:p>
+        </w:tc>
+        <w:tc>
+          <w:tcPr/>
+          <w:p>
+            <w:pPr>
+              <w:pStyle w:val="Compact"/>
+              <w:jc w:val="left"/>
+            </w:pPr>
+            <w:r>
+              <w:t xml:space="preserve">与第 3 行连着写；中位 1 是 non-thinking 的 M2.5</w:t>
             </w:r>
           </w:p>
         </w:tc>
@@ -7013,32 +6583,22 @@
           <w:p>
             <w:pPr>
               <w:pStyle w:val="Compact"/>
-              <w:jc w:val="left"/>
-            </w:pPr>
-            <w:r>
-              <w:t xml:space="preserve">✅</w:t>
-            </w:r>
-          </w:p>
-        </w:tc>
-        <w:tc>
-          <w:tcPr/>
-          <w:p>
-            <w:pPr>
-              <w:pStyle w:val="Compact"/>
-              <w:jc w:val="left"/>
-            </w:pPr>
-            <w:r>
-              <w:t xml:space="preserve">★</w:t>
-            </w:r>
-            <w:r>
-              <w:t xml:space="preserve"> </w:t>
-            </w:r>
-            <w:r>
-              <w:rPr>
-                <w:bCs/>
-                <w:b/>
-              </w:rPr>
-              <w:t xml:space="preserve">⇒ 任何 ≤1 的架构级效应在原理上看不见</w:t>
+            </w:pPr>
+          </w:p>
+        </w:tc>
+        <w:tc>
+          <w:tcPr/>
+          <w:p>
+            <w:pPr>
+              <w:pStyle w:val="Compact"/>
+              <w:jc w:val="left"/>
+            </w:pPr>
+            <w:r>
+              <w:rPr>
+                <w:bCs/>
+                <w:b/>
+              </w:rPr>
+              <w:t xml:space="preserve">任何 ≤1 的架构级效应在原理上看不见</w:t>
             </w:r>
           </w:p>
         </w:tc>
@@ -7110,22 +6670,18 @@
           <w:p>
             <w:pPr>
               <w:pStyle w:val="Compact"/>
-              <w:jc w:val="left"/>
-            </w:pPr>
-            <w:r>
-              <w:t xml:space="preserve">✅</w:t>
-            </w:r>
-          </w:p>
-        </w:tc>
-        <w:tc>
-          <w:tcPr/>
-          <w:p>
-            <w:pPr>
-              <w:pStyle w:val="Compact"/>
-              <w:jc w:val="left"/>
-            </w:pPr>
-            <w:r>
-              <w:t xml:space="preserve">★ ⇒ P1/P2 的正确判读</w:t>
+            </w:pPr>
+          </w:p>
+        </w:tc>
+        <w:tc>
+          <w:tcPr/>
+          <w:p>
+            <w:pPr>
+              <w:pStyle w:val="Compact"/>
+              <w:jc w:val="left"/>
+            </w:pPr>
+            <w:r>
+              <w:t xml:space="preserve">，P1/P2 的正确判读</w:t>
             </w:r>
             <w:r>
               <w:rPr>
@@ -7220,26 +6776,16 @@
           <w:p>
             <w:pPr>
               <w:pStyle w:val="Compact"/>
-              <w:jc w:val="left"/>
-            </w:pPr>
-            <w:r>
-              <w:t xml:space="preserve">✅</w:t>
-            </w:r>
-          </w:p>
-        </w:tc>
-        <w:tc>
-          <w:tcPr/>
-          <w:p>
-            <w:pPr>
-              <w:pStyle w:val="Compact"/>
-              <w:jc w:val="left"/>
-            </w:pPr>
-            <w:r>
-              <w:t xml:space="preserve">★</w:t>
-            </w:r>
-            <w:r>
-              <w:t xml:space="preserve"> </w:t>
-            </w:r>
+            </w:pPr>
+          </w:p>
+        </w:tc>
+        <w:tc>
+          <w:tcPr/>
+          <w:p>
+            <w:pPr>
+              <w:pStyle w:val="Compact"/>
+              <w:jc w:val="left"/>
+            </w:pPr>
             <w:r>
               <w:rPr>
                 <w:bCs/>
@@ -7366,12 +6912,6 @@
               <w:jc w:val="left"/>
             </w:pPr>
             <w:r>
-              <w:t xml:space="preserve">✅</w:t>
-            </w:r>
-            <w:r>
-              <w:t xml:space="preserve"> </w:t>
-            </w:r>
-            <w:r>
               <w:rPr>
                 <w:bCs/>
                 <w:b/>
@@ -7406,12 +6946,6 @@
               <w:pStyle w:val="Compact"/>
               <w:jc w:val="left"/>
             </w:pPr>
-            <w:r>
-              <w:t xml:space="preserve">★</w:t>
-            </w:r>
-            <w:r>
-              <w:t xml:space="preserve"> </w:t>
-            </w:r>
             <w:r>
               <w:rPr>
                 <w:bCs/>
@@ -7498,23 +7032,17 @@
               <w:jc w:val="left"/>
             </w:pPr>
             <w:r>
-              <w:t xml:space="preserve">✅ in-sample · n=6</w:t>
-            </w:r>
-          </w:p>
-        </w:tc>
-        <w:tc>
-          <w:tcPr/>
-          <w:p>
-            <w:pPr>
-              <w:pStyle w:val="Compact"/>
-              <w:jc w:val="left"/>
-            </w:pPr>
-            <w:r>
-              <w:t xml:space="preserve">★</w:t>
-            </w:r>
-            <w:r>
-              <w:t xml:space="preserve"> </w:t>
-            </w:r>
+              <w:t xml:space="preserve">in-sample · n=6</w:t>
+            </w:r>
+          </w:p>
+        </w:tc>
+        <w:tc>
+          <w:tcPr/>
+          <w:p>
+            <w:pPr>
+              <w:pStyle w:val="Compact"/>
+              <w:jc w:val="left"/>
+            </w:pPr>
             <w:r>
               <w:rPr>
                 <w:bCs/>
@@ -7585,23 +7113,17 @@
               <w:jc w:val="left"/>
             </w:pPr>
             <w:r>
-              <w:t xml:space="preserve">✅ in-sample · n=6</w:t>
-            </w:r>
-          </w:p>
-        </w:tc>
-        <w:tc>
-          <w:tcPr/>
-          <w:p>
-            <w:pPr>
-              <w:pStyle w:val="Compact"/>
-              <w:jc w:val="left"/>
-            </w:pPr>
-            <w:r>
-              <w:t xml:space="preserve">★</w:t>
-            </w:r>
-            <w:r>
-              <w:t xml:space="preserve"> </w:t>
-            </w:r>
+              <w:t xml:space="preserve">in-sample · n=6</w:t>
+            </w:r>
+          </w:p>
+        </w:tc>
+        <w:tc>
+          <w:tcPr/>
+          <w:p>
+            <w:pPr>
+              <w:pStyle w:val="Compact"/>
+              <w:jc w:val="left"/>
+            </w:pPr>
             <w:r>
               <w:rPr>
                 <w:bCs/>
@@ -7610,10 +7132,7 @@
               <w:t xml:space="preserve">无差异</w:t>
             </w:r>
             <w:r>
-              <w:t xml:space="preserve"> </w:t>
-            </w:r>
-            <w:r>
-              <w:t xml:space="preserve">⇒ 改善不是"更宽"带来的</w:t>
+              <w:t xml:space="preserve">，改善不是"更宽"带来的</w:t>
             </w:r>
           </w:p>
         </w:tc>
@@ -7704,26 +7223,16 @@
           <w:p>
             <w:pPr>
               <w:pStyle w:val="Compact"/>
-              <w:jc w:val="left"/>
-            </w:pPr>
-            <w:r>
-              <w:t xml:space="preserve">✅</w:t>
-            </w:r>
-          </w:p>
-        </w:tc>
-        <w:tc>
-          <w:tcPr/>
-          <w:p>
-            <w:pPr>
-              <w:pStyle w:val="Compact"/>
-              <w:jc w:val="left"/>
-            </w:pPr>
-            <w:r>
-              <w:t xml:space="preserve">★</w:t>
-            </w:r>
-            <w:r>
-              <w:t xml:space="preserve"> </w:t>
-            </w:r>
+            </w:pPr>
+          </w:p>
+        </w:tc>
+        <w:tc>
+          <w:tcPr/>
+          <w:p>
+            <w:pPr>
+              <w:pStyle w:val="Compact"/>
+              <w:jc w:val="left"/>
+            </w:pPr>
             <w:r>
               <w:rPr>
                 <w:bCs/>
@@ -7732,10 +7241,7 @@
               <w:t xml:space="preserve">唯一跨训练集稳健</w:t>
             </w:r>
             <w:r>
-              <w:t xml:space="preserve">；★</w:t>
-            </w:r>
-            <w:r>
-              <w:t xml:space="preserve"> </w:t>
+              <w:t xml:space="preserve">；</w:t>
             </w:r>
             <w:r>
               <w:rPr>
@@ -7782,10 +7288,7 @@
               <w:t xml:space="preserve">resolve</w:t>
             </w:r>
             <w:r>
-              <w:t xml:space="preserve">（§0.5 事实②）⇒ ★</w:t>
-            </w:r>
-            <w:r>
-              <w:t xml:space="preserve"> </w:t>
+              <w:t xml:space="preserve">（§0.5 事实②），</w:t>
             </w:r>
             <w:r>
               <w:rPr>
@@ -7805,7 +7308,7 @@
               <w:t xml:space="preserve">机制存在性</w:t>
             </w:r>
             <w:r>
-              <w:t xml:space="preserve">（底稿 L8 纪律：</w:t>
+              <w:t xml:space="preserve">（底稿 L8 要求：</w:t>
             </w:r>
             <w:r>
               <w:rPr>
@@ -7921,26 +7424,16 @@
           <w:p>
             <w:pPr>
               <w:pStyle w:val="Compact"/>
-              <w:jc w:val="left"/>
-            </w:pPr>
-            <w:r>
-              <w:t xml:space="preserve">✅</w:t>
-            </w:r>
-          </w:p>
-        </w:tc>
-        <w:tc>
-          <w:tcPr/>
-          <w:p>
-            <w:pPr>
-              <w:pStyle w:val="Compact"/>
-              <w:jc w:val="left"/>
-            </w:pPr>
-            <w:r>
-              <w:t xml:space="preserve">★</w:t>
-            </w:r>
-            <w:r>
-              <w:t xml:space="preserve"> </w:t>
-            </w:r>
+            </w:pPr>
+          </w:p>
+        </w:tc>
+        <w:tc>
+          <w:tcPr/>
+          <w:p>
+            <w:pPr>
+              <w:pStyle w:val="Compact"/>
+              <w:jc w:val="left"/>
+            </w:pPr>
             <w:r>
               <w:rPr>
                 <w:bCs/>
@@ -8055,26 +7548,16 @@
           <w:p>
             <w:pPr>
               <w:pStyle w:val="Compact"/>
-              <w:jc w:val="left"/>
-            </w:pPr>
-            <w:r>
-              <w:t xml:space="preserve">✅</w:t>
-            </w:r>
-          </w:p>
-        </w:tc>
-        <w:tc>
-          <w:tcPr/>
-          <w:p>
-            <w:pPr>
-              <w:pStyle w:val="Compact"/>
-              <w:jc w:val="left"/>
-            </w:pPr>
-            <w:r>
-              <w:t xml:space="preserve">★</w:t>
-            </w:r>
-            <w:r>
-              <w:t xml:space="preserve"> </w:t>
-            </w:r>
+            </w:pPr>
+          </w:p>
+        </w:tc>
+        <w:tc>
+          <w:tcPr/>
+          <w:p>
+            <w:pPr>
+              <w:pStyle w:val="Compact"/>
+              <w:jc w:val="left"/>
+            </w:pPr>
             <w:r>
               <w:rPr>
                 <w:bCs/>
@@ -8083,10 +7566,7 @@
               <w:t xml:space="preserve">"nf 档位上没有『学出偏好』的证据"</w:t>
             </w:r>
             <w:r>
-              <w:t xml:space="preserve">；★</w:t>
-            </w:r>
-            <w:r>
-              <w:t xml:space="preserve"> </w:t>
+              <w:t xml:space="preserve">；</w:t>
             </w:r>
             <w:r>
               <w:rPr>
@@ -8177,25 +7657,18 @@
           <w:p>
             <w:pPr>
               <w:pStyle w:val="Compact"/>
-              <w:jc w:val="left"/>
-            </w:pPr>
-            <w:r>
-              <w:t xml:space="preserve">✅</w:t>
-            </w:r>
-          </w:p>
-        </w:tc>
-        <w:tc>
-          <w:tcPr/>
-          <w:p>
-            <w:pPr>
-              <w:pStyle w:val="Compact"/>
-              <w:jc w:val="left"/>
-            </w:pPr>
-            <w:r>
-              <w:t xml:space="preserve">★ "训练信号没有把该维度区分开"；★</w:t>
-            </w:r>
-            <w:r>
-              <w:t xml:space="preserve"> </w:t>
+            </w:pPr>
+          </w:p>
+        </w:tc>
+        <w:tc>
+          <w:tcPr/>
+          <w:p>
+            <w:pPr>
+              <w:pStyle w:val="Compact"/>
+              <w:jc w:val="left"/>
+            </w:pPr>
+            <w:r>
+              <w:t xml:space="preserve">"训练信号没有把该维度区分开"；</w:t>
             </w:r>
             <w:r>
               <w:rPr>
@@ -8320,26 +7793,16 @@
           <w:p>
             <w:pPr>
               <w:pStyle w:val="Compact"/>
-              <w:jc w:val="left"/>
-            </w:pPr>
-            <w:r>
-              <w:t xml:space="preserve">✅</w:t>
-            </w:r>
-          </w:p>
-        </w:tc>
-        <w:tc>
-          <w:tcPr/>
-          <w:p>
-            <w:pPr>
-              <w:pStyle w:val="Compact"/>
-              <w:jc w:val="left"/>
-            </w:pPr>
-            <w:r>
-              <w:t xml:space="preserve">★</w:t>
-            </w:r>
-            <w:r>
-              <w:t xml:space="preserve"> </w:t>
-            </w:r>
+            </w:pPr>
+          </w:p>
+        </w:tc>
+        <w:tc>
+          <w:tcPr/>
+          <w:p>
+            <w:pPr>
+              <w:pStyle w:val="Compact"/>
+              <w:jc w:val="left"/>
+            </w:pPr>
             <w:r>
               <w:rPr>
                 <w:bCs/>
@@ -8489,19 +7952,19 @@
               <w:jc w:val="left"/>
             </w:pPr>
             <w:r>
-              <w:t xml:space="preserve">✅ 确用于产出合并权重那一轮</w:t>
-            </w:r>
-          </w:p>
-        </w:tc>
-        <w:tc>
-          <w:tcPr/>
-          <w:p>
-            <w:pPr>
-              <w:pStyle w:val="Compact"/>
-              <w:jc w:val="left"/>
-            </w:pPr>
-            <w:r>
-              <w:t xml:space="preserve">★ 旧奖励</w:t>
+              <w:t xml:space="preserve">确用于产出合并权重那一轮</w:t>
+            </w:r>
+          </w:p>
+        </w:tc>
+        <w:tc>
+          <w:tcPr/>
+          <w:p>
+            <w:pPr>
+              <w:pStyle w:val="Compact"/>
+              <w:jc w:val="left"/>
+            </w:pPr>
+            <w:r>
+              <w:t xml:space="preserve">旧奖励</w:t>
             </w:r>
             <w:r>
               <w:rPr>
@@ -8514,7 +7977,7 @@
               <w:t xml:space="preserve"> </w:t>
             </w:r>
             <w:r>
-              <w:t xml:space="preserve">trap/width ⇒ 24 样本学不出偏好</w:t>
+              <w:t xml:space="preserve">trap/width，24 样本学不出偏好</w:t>
             </w:r>
           </w:p>
         </w:tc>
@@ -8633,22 +8096,18 @@
           <w:p>
             <w:pPr>
               <w:pStyle w:val="Compact"/>
-              <w:jc w:val="left"/>
-            </w:pPr>
-            <w:r>
-              <w:t xml:space="preserve">✅</w:t>
-            </w:r>
-          </w:p>
-        </w:tc>
-        <w:tc>
-          <w:tcPr/>
-          <w:p>
-            <w:pPr>
-              <w:pStyle w:val="Compact"/>
-              <w:jc w:val="left"/>
-            </w:pPr>
-            <w:r>
-              <w:t xml:space="preserve">★ 陷阱命中只在带指纹的题上可测</w:t>
+            </w:pPr>
+          </w:p>
+        </w:tc>
+        <w:tc>
+          <w:tcPr/>
+          <w:p>
+            <w:pPr>
+              <w:pStyle w:val="Compact"/>
+              <w:jc w:val="left"/>
+            </w:pPr>
+            <w:r>
+              <w:t xml:space="preserve">陷阱命中只在带指纹的题上可测</w:t>
             </w:r>
           </w:p>
         </w:tc>
@@ -8775,11 +8234,7 @@
           <w:p>
             <w:pPr>
               <w:pStyle w:val="Compact"/>
-              <w:jc w:val="left"/>
-            </w:pPr>
-            <w:r>
-              <w:t xml:space="preserve">✅</w:t>
-            </w:r>
+            </w:pPr>
           </w:p>
         </w:tc>
         <w:tc>
@@ -8878,26 +8333,16 @@
           <w:p>
             <w:pPr>
               <w:pStyle w:val="Compact"/>
-              <w:jc w:val="left"/>
-            </w:pPr>
-            <w:r>
-              <w:t xml:space="preserve">✅</w:t>
-            </w:r>
-          </w:p>
-        </w:tc>
-        <w:tc>
-          <w:tcPr/>
-          <w:p>
-            <w:pPr>
-              <w:pStyle w:val="Compact"/>
-              <w:jc w:val="left"/>
-            </w:pPr>
-            <w:r>
-              <w:t xml:space="preserve">★</w:t>
-            </w:r>
-            <w:r>
-              <w:t xml:space="preserve"> </w:t>
-            </w:r>
+            </w:pPr>
+          </w:p>
+        </w:tc>
+        <w:tc>
+          <w:tcPr/>
+          <w:p>
+            <w:pPr>
+              <w:pStyle w:val="Compact"/>
+              <w:jc w:val="left"/>
+            </w:pPr>
             <w:r>
               <w:rPr>
                 <w:bCs/>
@@ -8906,7 +8351,7 @@
               <w:t xml:space="preserve">层2 内部臂间差</w:t>
             </w:r>
             <w:r>
-              <w:t xml:space="preserve">；★ 带 n</w:t>
+              <w:t xml:space="preserve">；带 n</w:t>
             </w:r>
           </w:p>
         </w:tc>
@@ -8984,23 +8429,17 @@
               <w:jc w:val="left"/>
             </w:pPr>
             <w:r>
-              <w:t xml:space="preserve">✅ 每臂 n=4–5</w:t>
-            </w:r>
-          </w:p>
-        </w:tc>
-        <w:tc>
-          <w:tcPr/>
-          <w:p>
-            <w:pPr>
-              <w:pStyle w:val="Compact"/>
-              <w:jc w:val="left"/>
-            </w:pPr>
-            <w:r>
-              <w:t xml:space="preserve">★</w:t>
-            </w:r>
-            <w:r>
-              <w:t xml:space="preserve"> </w:t>
-            </w:r>
+              <w:t xml:space="preserve">每臂 n=4–5</w:t>
+            </w:r>
+          </w:p>
+        </w:tc>
+        <w:tc>
+          <w:tcPr/>
+          <w:p>
+            <w:pPr>
+              <w:pStyle w:val="Compact"/>
+              <w:jc w:val="left"/>
+            </w:pPr>
             <w:r>
               <w:rPr>
                 <w:bCs/>
@@ -9009,7 +8448,7 @@
               <w:t xml:space="preserve">层2 认知位置臂</w:t>
             </w:r>
             <w:r>
-              <w:t xml:space="preserve">；★ 带 n；★ 不得写成层3 效果</w:t>
+              <w:t xml:space="preserve">；带 n；不得写成层3 效果</w:t>
             </w:r>
           </w:p>
         </w:tc>
@@ -9102,22 +8541,18 @@
           <w:p>
             <w:pPr>
               <w:pStyle w:val="Compact"/>
-              <w:jc w:val="left"/>
-            </w:pPr>
-            <w:r>
-              <w:t xml:space="preserve">✅</w:t>
-            </w:r>
-          </w:p>
-        </w:tc>
-        <w:tc>
-          <w:tcPr/>
-          <w:p>
-            <w:pPr>
-              <w:pStyle w:val="Compact"/>
-              <w:jc w:val="left"/>
-            </w:pPr>
-            <w:r>
-              <w:t xml:space="preserve">★ ⇒ 演化机制只有一条通路，</w:t>
+            </w:pPr>
+          </w:p>
+        </w:tc>
+        <w:tc>
+          <w:tcPr/>
+          <w:p>
+            <w:pPr>
+              <w:pStyle w:val="Compact"/>
+              <w:jc w:val="left"/>
+            </w:pPr>
+            <w:r>
+              <w:t xml:space="preserve">，演化机制只有一条通路，</w:t>
             </w:r>
             <w:r>
               <w:rPr>
@@ -9240,12 +8675,6 @@
               <w:jc w:val="left"/>
             </w:pPr>
             <w:r>
-              <w:t xml:space="preserve">★</w:t>
-            </w:r>
-            <w:r>
-              <w:t xml:space="preserve"> </w:t>
-            </w:r>
-            <w:r>
               <w:rPr>
                 <w:bCs/>
                 <w:b/>
@@ -9361,12 +8790,6 @@
               <w:jc w:val="left"/>
             </w:pPr>
             <w:r>
-              <w:t xml:space="preserve">★</w:t>
-            </w:r>
-            <w:r>
-              <w:t xml:space="preserve"> </w:t>
-            </w:r>
-            <w:r>
               <w:rPr>
                 <w:bCs/>
                 <w:b/>
@@ -9455,7 +8878,7 @@
               <w:jc w:val="left"/>
             </w:pPr>
             <w:r>
-              <w:t xml:space="preserve">★ ⇒ 本批一切读数 = in-sample；</w:t>
+              <w:t xml:space="preserve">，本批一切读数 = in-sample；</w:t>
             </w:r>
             <w:r>
               <w:rPr>
@@ -9500,7 +8923,7 @@
               <w:jc w:val="left"/>
             </w:pPr>
             <w:r>
-              <w:t xml:space="preserve">配对差只用 2 重复中位数 ⇒ 结论只能写"方向性"；不做显著性检验</w:t>
+              <w:t xml:space="preserve">配对差只用 2 重复中位数，结论只能写"方向性"；不做显著性检验</w:t>
             </w:r>
           </w:p>
         </w:tc>
@@ -9539,19 +8962,19 @@
               <w:jc w:val="left"/>
             </w:pPr>
             <w:r>
-              <w:t xml:space="preserve">✅ 事后重算</w:t>
-            </w:r>
-          </w:p>
-        </w:tc>
-        <w:tc>
-          <w:tcPr/>
-          <w:p>
-            <w:pPr>
-              <w:pStyle w:val="Compact"/>
-              <w:jc w:val="left"/>
-            </w:pPr>
-            <w:r>
-              <w:t xml:space="preserve">★ 必须带这句</w:t>
+              <w:t xml:space="preserve">事后重算</w:t>
+            </w:r>
+          </w:p>
+        </w:tc>
+        <w:tc>
+          <w:tcPr/>
+          <w:p>
+            <w:pPr>
+              <w:pStyle w:val="Compact"/>
+              <w:jc w:val="left"/>
+            </w:pPr>
+            <w:r>
+              <w:t xml:space="preserve">必须带这句</w:t>
             </w:r>
           </w:p>
         </w:tc>
@@ -9598,17 +9021,14 @@
               <w:t xml:space="preserve"> </w:t>
             </w:r>
             <w:r>
-              <w:t xml:space="preserve">帧 seed=rep ⇒</w:t>
-            </w:r>
-            <w:r>
-              <w:t xml:space="preserve"> </w:t>
-            </w:r>
-            <w:r>
-              <w:rPr>
-                <w:bCs/>
-                <w:b/>
-              </w:rPr>
-              <w:t xml:space="preserve">R=1 ⇒ 每题只 1 个候选组合</w:t>
+              <w:t xml:space="preserve">帧 seed=rep，</w:t>
+            </w:r>
+            <w:r>
+              <w:rPr>
+                <w:bCs/>
+                <w:b/>
+              </w:rPr>
+              <w:t xml:space="preserve">R=1，每题只 1 个候选组合</w:t>
             </w:r>
           </w:p>
         </w:tc>
@@ -9647,7 +9067,7 @@
               <w:jc w:val="left"/>
             </w:pPr>
             <w:r>
-              <w:t xml:space="preserve">★ 引用"宽度轴无差异"必须带这条</w:t>
+              <w:t xml:space="preserve">引用"宽度轴无差异"必须带这条</w:t>
             </w:r>
           </w:p>
         </w:tc>
@@ -9673,12 +9093,6 @@
               <w:jc w:val="left"/>
             </w:pPr>
             <w:r>
-              <w:t xml:space="preserve">★</w:t>
-            </w:r>
-            <w:r>
-              <w:t xml:space="preserve"> </w:t>
-            </w:r>
-            <w:r>
               <w:rPr>
                 <w:rStyle w:val="VerbatimChar"/>
               </w:rPr>
@@ -9733,7 +9147,7 @@
               <w:t xml:space="preserve">keep_neg</w:t>
             </w:r>
             <w:r>
-              <w:t xml:space="preserve">；★</w:t>
+              <w:t xml:space="preserve">；</w:t>
             </w:r>
             <w:r>
               <w:t xml:space="preserve"> </w:t>
@@ -9755,7 +9169,7 @@
               <w:t xml:space="preserve">按索引丢靠前那条</w:t>
             </w:r>
             <w:r>
-              <w:t xml:space="preserve">，与极性无关；★</w:t>
+              <w:t xml:space="preserve">，与极性无关；</w:t>
             </w:r>
             <w:r>
               <w:t xml:space="preserve"> </w:t>
@@ -9807,19 +9221,19 @@
               <w:jc w:val="left"/>
             </w:pPr>
             <w:r>
-              <w:t xml:space="preserve">✅ 代码级事实</w:t>
-            </w:r>
-          </w:p>
-        </w:tc>
-        <w:tc>
-          <w:tcPr/>
-          <w:p>
-            <w:pPr>
-              <w:pStyle w:val="Compact"/>
-              <w:jc w:val="left"/>
-            </w:pPr>
-            <w:r>
-              <w:t xml:space="preserve">★ 禁写"学到了 resolve"；★ 底稿</w:t>
+              <w:t xml:space="preserve">代码级事实</w:t>
+            </w:r>
+          </w:p>
+        </w:tc>
+        <w:tc>
+          <w:tcPr/>
+          <w:p>
+            <w:pPr>
+              <w:pStyle w:val="Compact"/>
+              <w:jc w:val="left"/>
+            </w:pPr>
+            <w:r>
+              <w:t xml:space="preserve">禁写"学到了 resolve"；底稿</w:t>
             </w:r>
             <w:r>
               <w:t xml:space="preserve"> </w:t>
@@ -9870,12 +9284,6 @@
               <w:jc w:val="left"/>
             </w:pPr>
             <w:r>
-              <w:t xml:space="preserve">★</w:t>
-            </w:r>
-            <w:r>
-              <w:t xml:space="preserve"> </w:t>
-            </w:r>
-            <w:r>
               <w:rPr>
                 <w:rStyle w:val="VerbatimChar"/>
               </w:rPr>
@@ -9918,10 +9326,7 @@
               <w:t xml:space="preserve">arbitrate_mode</w:t>
             </w:r>
             <w:r>
-              <w:t xml:space="preserve"> </w:t>
-            </w:r>
-            <w:r>
-              <w:t xml:space="preserve">⇒ 默认</w:t>
+              <w:t xml:space="preserve">，默认</w:t>
             </w:r>
             <w:r>
               <w:t xml:space="preserve"> </w:t>
@@ -9933,13 +9338,7 @@
               <w:t xml:space="preserve">"none"</w:t>
             </w:r>
             <w:r>
-              <w:t xml:space="preserve"> </w:t>
-            </w:r>
-            <w:r>
-              <w:t xml:space="preserve">⇒</w:t>
-            </w:r>
-            <w:r>
-              <w:t xml:space="preserve"> </w:t>
+              <w:t xml:space="preserve">，</w:t>
             </w:r>
             <w:r>
               <w:rPr>
@@ -10002,29 +9401,23 @@
               <w:jc w:val="left"/>
             </w:pPr>
             <w:r>
-              <w:t xml:space="preserve">✅ 代码级事实</w:t>
-            </w:r>
-          </w:p>
-        </w:tc>
-        <w:tc>
-          <w:tcPr/>
-          <w:p>
-            <w:pPr>
-              <w:pStyle w:val="Compact"/>
-              <w:jc w:val="left"/>
-            </w:pPr>
-            <w:r>
-              <w:t xml:space="preserve">★</w:t>
-            </w:r>
-            <w:r>
-              <w:t xml:space="preserve"> </w:t>
-            </w:r>
-            <w:r>
-              <w:rPr>
-                <w:bCs/>
-                <w:b/>
-              </w:rPr>
-              <w:t xml:space="preserve">⇒ 避坑轴那组读数的效应【不含</w:t>
+              <w:t xml:space="preserve">代码级事实</w:t>
+            </w:r>
+          </w:p>
+        </w:tc>
+        <w:tc>
+          <w:tcPr/>
+          <w:p>
+            <w:pPr>
+              <w:pStyle w:val="Compact"/>
+              <w:jc w:val="left"/>
+            </w:pPr>
+            <w:r>
+              <w:rPr>
+                <w:bCs/>
+                <w:b/>
+              </w:rPr>
+              <w:t xml:space="preserve">避坑轴那组读数的效应【不含</w:t>
             </w:r>
             <w:r>
               <w:rPr>
@@ -10056,7 +9449,7 @@
               <w:t xml:space="preserve">的贡献】</w:t>
             </w:r>
             <w:r>
-              <w:t xml:space="preserve">（对本篇有利）⇒ 且解释了"权重稳健"与"效果未检出"为何相容</w:t>
+              <w:t xml:space="preserve">（对本篇有利），且解释了"权重稳健"与"效果未检出"为何相容</w:t>
             </w:r>
           </w:p>
         </w:tc>
@@ -10082,7 +9475,7 @@
               <w:jc w:val="left"/>
             </w:pPr>
             <w:r>
-              <w:t xml:space="preserve">★ 两臂共用同一策略对象</w:t>
+              <w:t xml:space="preserve">两臂共用同一策略对象</w:t>
             </w:r>
           </w:p>
         </w:tc>
@@ -10221,19 +9614,19 @@
               <w:jc w:val="left"/>
             </w:pPr>
             <w:r>
-              <w:t xml:space="preserve">✅ 代码级事实</w:t>
-            </w:r>
-          </w:p>
-        </w:tc>
-        <w:tc>
-          <w:tcPr/>
-          <w:p>
-            <w:pPr>
-              <w:pStyle w:val="Compact"/>
-              <w:jc w:val="left"/>
-            </w:pPr>
-            <w:r>
-              <w:t xml:space="preserve">★ ⇒ 实现上两臂</w:t>
+              <w:t xml:space="preserve">代码级事实</w:t>
+            </w:r>
+          </w:p>
+        </w:tc>
+        <w:tc>
+          <w:tcPr/>
+          <w:p>
+            <w:pPr>
+              <w:pStyle w:val="Compact"/>
+              <w:jc w:val="left"/>
+            </w:pPr>
+            <w:r>
+              <w:t xml:space="preserve">，实现上两臂</w:t>
             </w:r>
             <w:r>
               <w:rPr>
@@ -10258,13 +9651,7 @@
               <w:t xml:space="preserve">evolve</w:t>
             </w:r>
             <w:r>
-              <w:t xml:space="preserve"> </w:t>
-            </w:r>
-            <w:r>
-              <w:t xml:space="preserve">⇒ ★</w:t>
-            </w:r>
-            <w:r>
-              <w:t xml:space="preserve"> </w:t>
+              <w:t xml:space="preserve">，</w:t>
             </w:r>
             <w:r>
               <w:rPr>
@@ -10274,7 +9661,7 @@
               <w:t xml:space="preserve">消融对照比底稿声称的更干净</w:t>
             </w:r>
             <w:r>
-              <w:t xml:space="preserve">（应作正面证据写出）；★ 禁写"层2 把该不该发散写死了"</w:t>
+              <w:t xml:space="preserve">（应作正面证据写出）；禁写"层2 把该不该发散写死了"</w:t>
             </w:r>
           </w:p>
         </w:tc>
@@ -10285,12 +9672,6 @@
         <w:pStyle w:val="BodyText"/>
       </w:pPr>
       <w:r>
-        <w:t xml:space="preserve">★</w:t>
-      </w:r>
-      <w:r>
-        <w:t xml:space="preserve"> </w:t>
-      </w:r>
-      <w:r>
         <w:rPr>
           <w:bCs/>
           <w:b/>
@@ -10374,10 +9755,7 @@
         <w:t xml:space="preserve"> </w:t>
       </w:r>
       <w:r>
-        <w:t xml:space="preserve">只在 15 题版稳健 ⇒ ★</w:t>
-      </w:r>
-      <w:r>
-        <w:t xml:space="preserve"> </w:t>
+        <w:t xml:space="preserve">只在 15 题版稳健，</w:t>
       </w:r>
       <w:r>
         <w:rPr>
@@ -10390,13 +9768,13 @@
         <w:t xml:space="preserve">。</w:t>
       </w:r>
     </w:p>
-    <w:bookmarkStart w:id="30" w:name="禁写清单19-条-全部要能-grep-到-给正例句"/>
+    <w:bookmarkStart w:id="30" w:name="禁写清单19-条全部要能-grep-到-给正例句"/>
     <w:p>
       <w:pPr>
         <w:pStyle w:val="Heading3"/>
       </w:pPr>
       <w:r>
-        <w:t xml:space="preserve">5.4 禁写清单（19 条，★ 全部要能 grep 到 + 给正例句）</w:t>
+        <w:t xml:space="preserve">5.4 禁写清单（19 条，全部要能 grep 到 + 给正例句）</w:t>
       </w:r>
     </w:p>
     <w:p>
@@ -10414,10 +9792,10 @@
           <w:bCs/>
           <w:b/>
         </w:rPr>
-        <w:t xml:space="preserve">⑪ ★ 镜像禁令</w:t>
-      </w:r>
-      <w:r>
-        <w:t xml:space="preserve">：不得写「层3 无效 / 不如层2 / 自迭代无效 / 训练没用 / 与层2 等效」——★</w:t>
+        <w:t xml:space="preserve">⑪ 镜像禁令</w:t>
+      </w:r>
+      <w:r>
+        <w:t xml:space="preserve">：不得写「层3 无效 / 不如层2 / 自迭代无效 / 训练没用 / 与层2 等效」——</w:t>
       </w:r>
       <w:r>
         <w:t xml:space="preserve"> </w:t>
@@ -10461,33 +9839,24 @@
         <w:t xml:space="preserve">⑫</w:t>
       </w:r>
       <w:r>
-        <w:t xml:space="preserve"> </w:t>
-      </w:r>
-      <w:r>
-        <w:rPr>
-          <w:bCs/>
-          <w:b/>
-        </w:rPr>
         <w:t xml:space="preserve">4.50/2.50、80–100%→50%、路径间 Sim 三组，不得写成层3 的效果</w:t>
       </w:r>
       <w:r>
+        <w:rPr>
+          <w:bCs/>
+          <w:b/>
+        </w:rPr>
         <w:t xml:space="preserve">（它们是层2 的读数）</w:t>
       </w:r>
       <w:r>
-        <w:t xml:space="preserve"> </w:t>
-      </w:r>
-      <w:r>
-        <w:rPr>
-          <w:bCs/>
-          <w:b/>
-        </w:rPr>
-        <w:t xml:space="preserve">⑬</w:t>
-      </w:r>
-      <w:r>
-        <w:t xml:space="preserve"> </w:t>
-      </w:r>
-      <w:r>
-        <w:t xml:space="preserve">禁「架构由训练产生」「自动的 Agent 架构搜索」；引 36 动作必须带"人画的 36 格网格"（</w:t>
+        <w:rPr>
+          <w:bCs/>
+          <w:b/>
+        </w:rPr>
+        <w:t xml:space="preserve"> </w:t>
+      </w:r>
+      <w:r>
+        <w:t xml:space="preserve">⑬** 禁「架构由训练产生」「自动的 Agent 架构搜索」；引 36 动作必须带"人画的 36 格网格"（</w:t>
       </w:r>
       <w:r>
         <w:rPr>
@@ -10549,10 +9918,7 @@
         <w:t xml:space="preserve"> </w:t>
       </w:r>
       <w:r>
-        <w:t xml:space="preserve">避坑轴可写「在【局部避坑行为】这一轴上成立」，★</w:t>
-      </w:r>
-      <w:r>
-        <w:t xml:space="preserve"> </w:t>
+        <w:t xml:space="preserve">避坑轴可写「在【局部避坑行为】这一轴上成立」，</w:t>
       </w:r>
       <w:r>
         <w:rPr>
@@ -10562,10 +9928,7 @@
         <w:t xml:space="preserve">但不得总括成「自迭代有效」</w:t>
       </w:r>
       <w:r>
-        <w:t xml:space="preserve">，★</w:t>
-      </w:r>
-      <w:r>
-        <w:t xml:space="preserve"> </w:t>
+        <w:t xml:space="preserve">，</w:t>
       </w:r>
       <w:r>
         <w:rPr>
@@ -10588,10 +9951,7 @@
         <w:t xml:space="preserve"> </w:t>
       </w:r>
       <w:r>
-        <w:t xml:space="preserve">禁删 L3-04/L3-05（24/24 只出一种触发器 ⇒</w:t>
-      </w:r>
-      <w:r>
-        <w:t xml:space="preserve"> </w:t>
+        <w:t xml:space="preserve">禁删 L3-04/L3-05（24/24 只出一种触发器，</w:t>
       </w:r>
       <w:r>
         <w:rPr>
@@ -10616,43 +9976,34 @@
         <w:t xml:space="preserve">⑰</w:t>
       </w:r>
       <w:r>
-        <w:t xml:space="preserve"> </w:t>
-      </w:r>
-      <w:r>
-        <w:rPr>
-          <w:bCs/>
-          <w:b/>
-        </w:rPr>
         <w:t xml:space="preserve">不得给 P1、P3 下判决</w:t>
       </w:r>
       <w:r>
-        <w:t xml:space="preserve">（P1 属层2/A 篇；P3 属层1 篇且已判不可用）⇒ ★ 本篇的待判命题只有</w:t>
-      </w:r>
-      <w:r>
-        <w:t xml:space="preserve"> </w:t>
-      </w:r>
-      <w:r>
-        <w:rPr>
-          <w:bCs/>
-          <w:b/>
-        </w:rPr>
+        <w:rPr>
+          <w:bCs/>
+          <w:b/>
+        </w:rPr>
+        <w:t xml:space="preserve">（P1 属层2/A 篇；P3 属层1 篇且已判不可用），本篇的待判命题只有</w:t>
+      </w:r>
+      <w:r>
+        <w:rPr>
+          <w:bCs/>
+          <w:b/>
+        </w:rPr>
+        <w:t xml:space="preserve"> </w:t>
+      </w:r>
+      <w:r>
         <w:t xml:space="preserve">P2 与 P4</w:t>
       </w:r>
       <w:r>
-        <w:t xml:space="preserve"> </w:t>
-      </w:r>
-      <w:r>
-        <w:rPr>
-          <w:bCs/>
-          <w:b/>
-        </w:rPr>
-        <w:t xml:space="preserve">⑱</w:t>
-      </w:r>
-      <w:r>
-        <w:t xml:space="preserve"> </w:t>
-      </w:r>
-      <w:r>
-        <w:t xml:space="preserve">禁写「层3 = 层2」或任何等效性结论</w:t>
+        <w:rPr>
+          <w:bCs/>
+          <w:b/>
+        </w:rPr>
+        <w:t xml:space="preserve"> </w:t>
+      </w:r>
+      <w:r>
+        <w:t xml:space="preserve">⑱** 禁写「层3 = 层2」或任何等效性结论</w:t>
       </w:r>
       <w:r>
         <w:t xml:space="preserve"> </w:t>
@@ -10678,7 +10029,14 @@
           <w:bCs/>
           <w:b/>
         </w:rPr>
-        <w:t xml:space="preserve">⑳ ★</w:t>
+        <w:t xml:space="preserve">⑳</w:t>
+      </w:r>
+      <w:r>
+        <w:rPr>
+          <w:bCs/>
+          <w:b/>
+        </w:rPr>
+        <w:t xml:space="preserve"> </w:t>
       </w:r>
       <w:r>
         <w:t xml:space="preserve"> </w:t>
@@ -10697,7 +10055,7 @@
         <w:t xml:space="preserve">resolve</w:t>
       </w:r>
       <w:r>
-        <w:t xml:space="preserve">」/「按证据裁决」/「有依据支持的一方胜」——★</w:t>
+        <w:t xml:space="preserve">」/「按证据裁决」/「有依据支持的一方胜」——</w:t>
       </w:r>
       <w:r>
         <w:t xml:space="preserve"> </w:t>
@@ -10742,13 +10100,20 @@
           <w:bCs/>
           <w:b/>
         </w:rPr>
-        <w:t xml:space="preserve">㉑ ★</w:t>
-      </w:r>
-      <w:r>
-        <w:t xml:space="preserve"> </w:t>
-      </w:r>
-      <w:r>
-        <w:t xml:space="preserve">禁写「层2 把『该不该发散』写死了」（实现层面不成立：两臂共用同一策略对象，★ 正确写法是「</w:t>
+        <w:t xml:space="preserve">㉑</w:t>
+      </w:r>
+      <w:r>
+        <w:rPr>
+          <w:bCs/>
+          <w:b/>
+        </w:rPr>
+        <w:t xml:space="preserve"> </w:t>
+      </w:r>
+      <w:r>
+        <w:t xml:space="preserve"> </w:t>
+      </w:r>
+      <w:r>
+        <w:t xml:space="preserve">禁写「层2 把『该不该发散』写死了」（实现层面不成立：两臂共用同一策略对象，正确写法是「</w:t>
       </w:r>
       <w:r>
         <w:rPr>
@@ -10807,13 +10172,13 @@
     </w:p>
     <w:bookmarkEnd w:id="30"/>
     <w:bookmarkEnd w:id="31"/>
-    <w:bookmarkStart w:id="32" w:name="判决-按轴分写主判决不得压成一句"/>
+    <w:bookmarkStart w:id="32" w:name="判决按轴分写主判决不得压成一句"/>
     <w:p>
       <w:pPr>
         <w:pStyle w:val="Heading2"/>
       </w:pPr>
       <w:r>
-        <w:t xml:space="preserve">6 · 判决（★ 按轴分写；主判决不得压成一句）</w:t>
+        <w:t xml:space="preserve">6 · 判决（按轴分写；主判决不得压成一句）</w:t>
       </w:r>
     </w:p>
     <w:p>
@@ -10867,12 +10232,6 @@
         <w:t xml:space="preserve"> </w:t>
       </w:r>
       <w:r>
-        <w:t xml:space="preserve">★</w:t>
-      </w:r>
-      <w:r>
-        <w:t xml:space="preserve"> </w:t>
-      </w:r>
-      <w:r>
         <w:rPr>
           <w:bCs/>
           <w:b/>
@@ -10890,7 +10249,7 @@
         <w:t xml:space="preserve">架构级轴</w:t>
       </w:r>
       <w:r>
-        <w:t xml:space="preserve">（★ 逐轴：</w:t>
+        <w:t xml:space="preserve">（逐轴：</w:t>
       </w:r>
       <w:r>
         <w:rPr>
@@ -10900,7 +10259,7 @@
         <w:t xml:space="preserve">P2 增量 ＝ 不可分辨；承重维度轴 ＝ 不可分辨；宽度轴 ＝ 未检出</w:t>
       </w:r>
       <w:r>
-        <w:t xml:space="preserve">）（两批方向相反；判官重复波动中位 1 而承重维度只有 1–5 ⇒ ≤1 的架构级效应原理上看不见；检出 δ=1 需 O(10–16) 份/臂而本批 4 份/臂）。</w:t>
+        <w:t xml:space="preserve">）（两批方向相反；判官重复波动中位 1 而承重维度只有 1–5，≤1 的架构级效应原理上看不见；检出 δ=1 需 O(10–16) 份/臂而本批 4 份/臂）。</w:t>
       </w:r>
       <w:r>
         <w:t xml:space="preserve"> </w:t>
@@ -10925,10 +10284,7 @@
         <w:t xml:space="preserve"> </w:t>
       </w:r>
       <w:r>
-        <w:t xml:space="preserve">2/6 vs lookup 4/6 vs uniform 5/6，负对照臂全 5/6 ⇒ 差异来自策略而非漂移），★</w:t>
-      </w:r>
-      <w:r>
-        <w:t xml:space="preserve"> </w:t>
+        <w:t xml:space="preserve">2/6 vs lookup 4/6 vs uniform 5/6，负对照臂全 5/6，差异来自策略而非漂移），</w:t>
       </w:r>
       <w:r>
         <w:rPr>
@@ -10973,10 +10329,7 @@
         <w:t xml:space="preserve">权重级</w:t>
       </w:r>
       <w:r>
-        <w:t xml:space="preserve">偏好跨训练集稳健（间距 0.400/0.583）★</w:t>
-      </w:r>
-      <w:r>
-        <w:t xml:space="preserve"> </w:t>
+        <w:t xml:space="preserve">偏好跨训练集稳健（间距 0.400/0.583）</w:t>
       </w:r>
       <w:r>
         <w:rPr>
@@ -11005,7 +10358,7 @@
           <w:bCs/>
           <w:b/>
         </w:rPr>
-        <w:t xml:space="preserve">），且在读数批里从未被行使 ⇒ 只能算机制存在性，不能算"学到了什么"</w:t>
+        <w:t xml:space="preserve">），且在读数批里从未被行使，只能算机制存在性，不能算"学到了什么"</w:t>
       </w:r>
       <w:r>
         <w:t xml:space="preserve">；</w:t>
@@ -11020,10 +10373,7 @@
         <w:t xml:space="preserve"> </w:t>
       </w:r>
       <w:r>
-        <w:t xml:space="preserve">仅 15 题版稳健；★</w:t>
-      </w:r>
-      <w:r>
-        <w:t xml:space="preserve"> </w:t>
+        <w:t xml:space="preserve">仅 15 题版稳健；</w:t>
       </w:r>
       <w:r>
         <w:rPr>
@@ -11048,7 +10398,7 @@
         <w:t xml:space="preserve">无证据</w:t>
       </w:r>
       <w:r>
-        <w:t xml:space="preserve">；★</w:t>
+        <w:t xml:space="preserve">；</w:t>
       </w:r>
       <w:r>
         <w:t xml:space="preserve"> </w:t>
@@ -11076,10 +10426,7 @@
         <w:t xml:space="preserve">机制存在性轴有缺口</w:t>
       </w:r>
       <w:r>
-        <w:t xml:space="preserve">：失败分类器 24/24 只产出一个触发器 ⇒</w:t>
-      </w:r>
-      <w:r>
-        <w:t xml:space="preserve"> </w:t>
+        <w:t xml:space="preserve">：失败分类器 24/24 只产出一个触发器，</w:t>
       </w:r>
       <w:r>
         <w:rPr>
@@ -11091,13 +10438,7 @@
         <w:t xml:space="preserve"> </w:t>
       </w:r>
       <w:r>
-        <w:t xml:space="preserve">与因子偏置共线 ⇒ 不能说"失败类型在驱动选择"。</w:t>
-      </w:r>
-      <w:r>
-        <w:t xml:space="preserve"> </w:t>
-      </w:r>
-      <w:r>
-        <w:t xml:space="preserve">★</w:t>
+        <w:t xml:space="preserve">与因子偏置共线，不能说"失败类型在驱动选择"。</w:t>
       </w:r>
       <w:r>
         <w:t xml:space="preserve"> </w:t>
@@ -11156,16 +10497,7 @@
         <w:t xml:space="preserve">evolve</w:t>
       </w:r>
       <w:r>
-        <w:t xml:space="preserve"> </w:t>
-      </w:r>
-      <w:r>
-        <w:t xml:space="preserve">⇒ 架构自由度的差异不构成混淆项。</w:t>
-      </w:r>
-      <w:r>
-        <w:t xml:space="preserve"> </w:t>
-      </w:r>
-      <w:r>
-        <w:t xml:space="preserve">★</w:t>
+        <w:t xml:space="preserve">，架构自由度的差异不构成混淆项。</w:t>
       </w:r>
       <w:r>
         <w:t xml:space="preserve"> </w:t>
@@ -11200,7 +10532,7 @@
           <w:bCs/>
           <w:b/>
         </w:rPr>
-        <w:t xml:space="preserve">在该批里未被行使 ⇒ 该效应不含</w:t>
+        <w:t xml:space="preserve">在该批里未被行使，该效应不含</w:t>
       </w:r>
       <w:r>
         <w:rPr>
@@ -11297,10 +10629,7 @@
         <w:t xml:space="preserve">判官重复波动中位 1 vs 承重维度 1–5</w:t>
       </w:r>
       <w:r>
-        <w:t xml:space="preserve"> </w:t>
-      </w:r>
-      <w:r>
-        <w:t xml:space="preserve">⇒ 效应量级不可见；★ 且底稿原话「在『跨判官一致』这个前提达成之前，</w:t>
+        <w:t xml:space="preserve">，效应量级不可见；且底稿原话「在『跨判官一致』这个前提达成之前，</w:t>
       </w:r>
       <w:r>
         <w:rPr>
@@ -11329,10 +10658,7 @@
         <w:t xml:space="preserve">in-sample + holdout 未完成</w:t>
       </w:r>
       <w:r>
-        <w:t xml:space="preserve"> </w:t>
-      </w:r>
-      <w:r>
-        <w:t xml:space="preserve">⇒ 泛化证据不存在（成因：15 题批把预注册留出题 A02/A05 也训练了）</w:t>
+        <w:t xml:space="preserve">，泛化证据不存在（成因：15 题批把预注册留出题 A02/A05 也训练了）</w:t>
       </w:r>
     </w:p>
     <w:p>
@@ -11340,12 +10666,6 @@
         <w:pStyle w:val="BodyText"/>
       </w:pPr>
       <w:r>
-        <w:t xml:space="preserve">★</w:t>
-      </w:r>
-      <w:r>
-        <w:t xml:space="preserve"> </w:t>
-      </w:r>
-      <w:r>
         <w:rPr>
           <w:bCs/>
           <w:b/>
@@ -11430,12 +10750,6 @@
         <w:pStyle w:val="BodyText"/>
       </w:pPr>
       <w:r>
-        <w:t xml:space="preserve">★</w:t>
-      </w:r>
-      <w:r>
-        <w:t xml:space="preserve"> </w:t>
-      </w:r>
-      <w:r>
         <w:rPr>
           <w:bCs/>
           <w:b/>
@@ -11453,7 +10767,7 @@
         <w:t xml:space="preserve">过度概括</w:t>
       </w:r>
       <w:r>
-        <w:t xml:space="preserve">（把按预注册判「成立」的避坑轴压成了"未检出"）；v2 改为按轴分写。★ 这是</w:t>
+        <w:t xml:space="preserve">（把按预注册判「成立」的避坑轴压成了"未检出"）；v2 改为按轴分写。这是</w:t>
       </w:r>
       <w:r>
         <w:rPr>
@@ -11463,7 +10777,7 @@
         <w:t xml:space="preserve">判读收紧 + 分轴细化</w:t>
       </w:r>
       <w:r>
-        <w:t xml:space="preserve">，不是放宽；★ 必须在《读数口径变更记录》里登记（时间 2026-10-24 / 改了什么 / 为什么 / 影响）。</w:t>
+        <w:t xml:space="preserve">，不是放宽；必须在《读数口径变更记录》里登记（时间 2026-10-24 / 改了什么 / 为什么 / 影响）。</w:t>
       </w:r>
     </w:p>
     <w:p>
@@ -11581,7 +10895,7 @@
               <w:t xml:space="preserve">+ 每条给出正例句</w:t>
             </w:r>
             <w:r>
-              <w:t xml:space="preserve">；★ ⑫⑬⑭⑯⑰ 必须单独验</w:t>
+              <w:t xml:space="preserve">； ⑫⑬⑭⑯⑰ 必须单独验</w:t>
             </w:r>
           </w:p>
         </w:tc>
@@ -11856,7 +11170,7 @@
               <w:t xml:space="preserve"> </w:t>
             </w:r>
             <w:r>
-              <w:t xml:space="preserve">两个待判命题，判据逐字照抄预注册；★ 且</w:t>
+              <w:t xml:space="preserve">两个待判命题，判据逐字照抄预注册；且</w:t>
             </w:r>
             <w:r>
               <w:rPr>
@@ -11911,10 +11225,7 @@
               <w:t xml:space="preserve">状态列四档</w:t>
             </w:r>
             <w:r>
-              <w:t xml:space="preserve">）+《数据来源与独立性声明》（★</w:t>
-            </w:r>
-            <w:r>
-              <w:t xml:space="preserve"> </w:t>
+              <w:t xml:space="preserve">）+《数据来源与独立性声明》（</w:t>
             </w:r>
             <w:r>
               <w:rPr>
@@ -12063,7 +11374,7 @@
               <w:jc w:val="left"/>
             </w:pPr>
             <w:r>
-              <w:t xml:space="preserve">用 L3-01…；★ 且含 L3-01/02/04/05；★ 不与 L1 篇的 L3/L8 撞号</w:t>
+              <w:t xml:space="preserve">用 L3-01…；且含 L3-01/02/04/05；不与 L1 篇的 L3/L8 撞号</w:t>
             </w:r>
           </w:p>
         </w:tc>
@@ -12113,10 +11424,7 @@
               <w:t xml:space="preserve">路径映射表.md:8-39</w:t>
             </w:r>
             <w:r>
-              <w:t xml:space="preserve">；★</w:t>
-            </w:r>
-            <w:r>
-              <w:t xml:space="preserve"> </w:t>
+              <w:t xml:space="preserve">；</w:t>
             </w:r>
             <w:r>
               <w:rPr>
@@ -12155,7 +11463,7 @@
               <w:t xml:space="preserve">这类扁平化前路径</w:t>
             </w:r>
             <w:r>
-              <w:t xml:space="preserve">；★ 标出不在包内的组件</w:t>
+              <w:t xml:space="preserve">；标出不在包内的组件</w:t>
             </w:r>
           </w:p>
         </w:tc>
@@ -12252,10 +11560,7 @@
               <w:t xml:space="preserve">python3 tools/check_docx.py papers</w:t>
             </w:r>
             <w:r>
-              <w:t xml:space="preserve"> </w:t>
-            </w:r>
-            <w:r>
-              <w:t xml:space="preserve">⇒ EXIT=0</w:t>
+              <w:t xml:space="preserve">，EXIT=0</w:t>
             </w:r>
           </w:p>
         </w:tc>
@@ -12324,7 +11629,7 @@
               <w:t xml:space="preserve">全量</w:t>
             </w:r>
             <w:r>
-              <w:t xml:space="preserve">通过（★ 含</w:t>
+              <w:t xml:space="preserve">通过（含</w:t>
             </w:r>
             <w:r>
               <w:t xml:space="preserve"> </w:t>
@@ -12413,12 +11718,6 @@
               <w:jc w:val="left"/>
             </w:pPr>
             <w:r>
-              <w:t xml:space="preserve">★</w:t>
-            </w:r>
-            <w:r>
-              <w:t xml:space="preserve"> </w:t>
-            </w:r>
-            <w:r>
               <w:rPr>
                 <w:bCs/>
                 <w:b/>
@@ -12568,13 +11867,7 @@
               <w:t xml:space="preserve">policy=_pol</w:t>
             </w:r>
             <w:r>
-              <w:t xml:space="preserve"> </w:t>
-            </w:r>
-            <w:r>
-              <w:t xml:space="preserve">⇒ ★</w:t>
-            </w:r>
-            <w:r>
-              <w:t xml:space="preserve"> </w:t>
+              <w:t xml:space="preserve">，</w:t>
             </w:r>
             <w:r>
               <w:rPr>
@@ -12619,7 +11912,7 @@
         <w:t xml:space="preserve">papers/06_L3_SelfModificationAsADecision_交差稿.md</w:t>
       </w:r>
       <w:r>
-        <w:t xml:space="preserve">（★ 英文题名，体例与另三篇一致）</w:t>
+        <w:t xml:space="preserve">（英文题名，体例与另三篇一致）</w:t>
       </w:r>
     </w:p>
     <w:p>
@@ -12649,7 +11942,7 @@
         <w:pStyle w:val="Compact"/>
       </w:pPr>
       <w:r>
-        <w:t xml:space="preserve">交回 owner ⇒ owner 纳入总纲/合订本/交付说明 ⇒ 重打包。</w:t>
+        <w:t xml:space="preserve">交回 owner，owner 纳入总纲/合订本/交付说明，重打包。</w:t>
       </w:r>
     </w:p>
     <w:p>
@@ -12657,12 +11950,6 @@
         <w:pStyle w:val="FirstParagraph"/>
       </w:pPr>
       <w:r>
-        <w:t xml:space="preserve">★</w:t>
-      </w:r>
-      <w:r>
-        <w:t xml:space="preserve"> </w:t>
-      </w:r>
-      <w:r>
         <w:rPr>
           <w:bCs/>
           <w:b/>
@@ -12808,12 +12095,6 @@
         <w:t xml:space="preserve"> </w:t>
       </w:r>
       <w:r>
-        <w:t xml:space="preserve">★</w:t>
-      </w:r>
-      <w:r>
-        <w:t xml:space="preserve"> </w:t>
-      </w:r>
-      <w:r>
         <w:rPr>
           <w:bCs/>
           <w:b/>
@@ -12821,10 +12102,7 @@
         <w:t xml:space="preserve">不要跑 git</w:t>
       </w:r>
       <w:r>
-        <w:t xml:space="preserve">。★</w:t>
-      </w:r>
-      <w:r>
-        <w:t xml:space="preserve"> </w:t>
+        <w:t xml:space="preserve">。</w:t>
       </w:r>
       <w:r>
         <w:rPr>
@@ -12851,7 +12129,7 @@
         <w:pStyle w:val="Heading2"/>
       </w:pPr>
       <w:r>
-        <w:t xml:space="preserve">9 · ★ v1 → v2 变更记录（照</w:t>
+        <w:t xml:space="preserve">9 · v1 → v2 变更记录（照</w:t>
       </w:r>
       <w:r>
         <w:t xml:space="preserve"> </w:t>
@@ -13087,19 +12365,19 @@
               <w:t xml:space="preserve"> </w:t>
             </w:r>
             <w:r>
-              <w:t xml:space="preserve">两版 argmax 不一致、间距 0.100/0.083 &lt; 0.15 ⇒ 底稿明写"nf 无证据"</w:t>
-            </w:r>
-          </w:p>
-        </w:tc>
-        <w:tc>
-          <w:tcPr/>
-          <w:p>
-            <w:pPr>
-              <w:pStyle w:val="Compact"/>
-              <w:jc w:val="left"/>
-            </w:pPr>
-            <w:r>
-              <w:t xml:space="preserve">★ 题名从</w:t>
+              <w:t xml:space="preserve">两版 argmax 不一致、间距 0.100/0.083 &lt; 0.15，底稿明写"nf 无证据"</w:t>
+            </w:r>
+          </w:p>
+        </w:tc>
+        <w:tc>
+          <w:tcPr/>
+          <w:p>
+            <w:pPr>
+              <w:pStyle w:val="Compact"/>
+              <w:jc w:val="left"/>
+            </w:pPr>
+            <w:r>
+              <w:t xml:space="preserve">题名从</w:t>
             </w:r>
             <w:r>
               <w:rPr>
@@ -13173,12 +12451,6 @@
               <w:jc w:val="left"/>
             </w:pPr>
             <w:r>
-              <w:t xml:space="preserve">★</w:t>
-            </w:r>
-            <w:r>
-              <w:t xml:space="preserve"> </w:t>
-            </w:r>
-            <w:r>
               <w:rPr>
                 <w:bCs/>
                 <w:b/>
@@ -13422,7 +12694,7 @@
               <w:jc w:val="left"/>
             </w:pPr>
             <w:r>
-              <w:t xml:space="preserve">对齐另三篇体例 + 底稿硬纪律（</w:t>
+              <w:t xml:space="preserve">对齐另三篇体例 + 底稿硬要求（</w:t>
             </w:r>
             <w:r>
               <w:rPr>
@@ -13509,7 +12781,7 @@
               <w:jc w:val="left"/>
             </w:pPr>
             <w:r>
-              <w:t xml:space="preserve">★ 完整性</w:t>
+              <w:t xml:space="preserve">完整性</w:t>
             </w:r>
           </w:p>
         </w:tc>
@@ -13570,19 +12842,19 @@
               <w:t xml:space="preserve">撤回</w:t>
             </w:r>
             <w:r>
-              <w:t xml:space="preserve">，改为「权重级偏好 + 档位名与落地语义不一致 + 从未在读数批里被行使 ⇒ 只能算机制存在性」</w:t>
-            </w:r>
-          </w:p>
-        </w:tc>
-        <w:tc>
-          <w:tcPr/>
-          <w:p>
-            <w:pPr>
-              <w:pStyle w:val="Compact"/>
-              <w:jc w:val="left"/>
-            </w:pPr>
-            <w:r>
-              <w:t xml:space="preserve">★ 执行会话读代码后，owner</w:t>
+              <w:t xml:space="preserve">，改为「权重级偏好 + 档位名与落地语义不一致 + 从未在读数批里被行使，只能算机制存在性」</w:t>
+            </w:r>
+          </w:p>
+        </w:tc>
+        <w:tc>
+          <w:tcPr/>
+          <w:p>
+            <w:pPr>
+              <w:pStyle w:val="Compact"/>
+              <w:jc w:val="left"/>
+            </w:pPr>
+            <w:r>
+              <w:t xml:space="preserve">执行会话读代码后，owner</w:t>
             </w:r>
             <w:r>
               <w:t xml:space="preserve"> </w:t>
@@ -13659,7 +12931,7 @@
               <w:t xml:space="preserve">workflow.py:727</w:t>
             </w:r>
             <w:r>
-              <w:t xml:space="preserve">）⇒ ★ 底稿</w:t>
+              <w:t xml:space="preserve">），底稿</w:t>
             </w:r>
             <w:r>
               <w:t xml:space="preserve"> </w:t>
@@ -13693,12 +12965,6 @@
               <w:jc w:val="left"/>
             </w:pPr>
             <w:r>
-              <w:t xml:space="preserve">★</w:t>
-            </w:r>
-            <w:r>
-              <w:t xml:space="preserve"> </w:t>
-            </w:r>
-            <w:r>
               <w:rPr>
                 <w:bCs/>
                 <w:b/>
@@ -13706,7 +12972,7 @@
               <w:t xml:space="preserve">claim 从"学到了仲裁方式"降为"权重级偏好存在（机制存在性）"</w:t>
             </w:r>
             <w:r>
-              <w:t xml:space="preserve">；★ 属</w:t>
+              <w:t xml:space="preserve">；属</w:t>
             </w:r>
             <w:r>
               <w:rPr>
@@ -13867,7 +13133,7 @@
               <w:jc w:val="left"/>
             </w:pPr>
             <w:r>
-              <w:t xml:space="preserve">★ 完整性 +</w:t>
+              <w:t xml:space="preserve">完整性 +</w:t>
             </w:r>
             <w:r>
               <w:t xml:space="preserve"> </w:t>
@@ -13931,7 +13197,7 @@
         <w:pStyle w:val="Heading2"/>
       </w:pPr>
       <w:r>
-        <w:t xml:space="preserve">★ v2.2（2026-10-25 · owner 终审后登记）</w:t>
+        <w:t xml:space="preserve">v2.2（2026-10-25 · owner 终审后登记）</w:t>
       </w:r>
     </w:p>
     <w:p>
@@ -13939,12 +13205,6 @@
         <w:pStyle w:val="FirstParagraph"/>
       </w:pPr>
       <w:r>
-        <w:t xml:space="preserve">★</w:t>
-      </w:r>
-      <w:r>
-        <w:t xml:space="preserve"> </w:t>
-      </w:r>
-      <w:r>
         <w:rPr>
           <w:bCs/>
           <w:b/>
@@ -13952,13 +13212,7 @@
         <w:t xml:space="preserve">本规格的 §「效果按四轴分写」示例措辞里写的是「架构级轴（承重维度、宽度）未检出」</w:t>
       </w:r>
       <w:r>
-        <w:t xml:space="preserve"> </w:t>
-      </w:r>
-      <w:r>
-        <w:t xml:space="preserve">⇒ ★</w:t>
-      </w:r>
-      <w:r>
-        <w:t xml:space="preserve"> </w:t>
+        <w:t xml:space="preserve">，</w:t>
       </w:r>
       <w:r>
         <w:rPr>
@@ -13968,10 +13222,7 @@
         <w:t xml:space="preserve">经独立终审查出：这与本文自己的四档定义冲突</w:t>
       </w:r>
       <w:r>
-        <w:t xml:space="preserve">（§9.8 定义「未检出 ＝ 本批未能把差异与噪声分开」／「不可分辨 ＝ 当前测量不足以把差异与噪声分开」）⇒ ⇒ ★</w:t>
-      </w:r>
-      <w:r>
-        <w:t xml:space="preserve"> </w:t>
+        <w:t xml:space="preserve">（§9.8 定义「未检出 ＝ 本批未能把差异与噪声分开」／「不可分辨 ＝ 当前测量不足以把差异与噪声分开」），</w:t>
       </w:r>
       <w:r>
         <w:rPr>
@@ -13989,12 +13240,6 @@
         <w:pStyle w:val="BodyText"/>
       </w:pPr>
       <w:r>
-        <w:t xml:space="preserve">★</w:t>
-      </w:r>
-      <w:r>
-        <w:t xml:space="preserve"> </w:t>
-      </w:r>
-      <w:r>
         <w:rPr>
           <w:bCs/>
           <w:b/>
@@ -14083,7 +13328,7 @@
         <w:t xml:space="preserve">宽度轴 ＝ 未检出</w:t>
       </w:r>
       <w:r>
-        <w:t xml:space="preserve">（路径间 Sim 0.127／0.117／0.130，n=6/臂；★ 结构受限：每题只 1 个候选组合 ⇒ R=1）</w:t>
+        <w:t xml:space="preserve">（路径间 Sim 0.127／0.117／0.130，n=6/臂；结构受限：每题只 1 个候选组合，R=1）</w:t>
       </w:r>
     </w:p>
     <w:p>
@@ -14091,12 +13336,6 @@
         <w:pStyle w:val="BodyText"/>
       </w:pPr>
       <w:r>
-        <w:t xml:space="preserve">★</w:t>
-      </w:r>
-      <w:r>
-        <w:t xml:space="preserve"> </w:t>
-      </w:r>
-      <w:r>
         <w:rPr>
           <w:bCs/>
           <w:b/>
@@ -14133,10 +13372,7 @@
         <w:t xml:space="preserve">给的正是「不可分辨」这档</w:t>
       </w:r>
       <w:r>
-        <w:t xml:space="preserve">（噪声 0↔3 ⇒ P1／P2 正确判读只能是「不可分辨」）⇒ ⇒ ★</w:t>
-      </w:r>
-      <w:r>
-        <w:t xml:space="preserve"> </w:t>
+        <w:t xml:space="preserve">（噪声 0↔3，P1／P2 正确判读只能是「不可分辨」），</w:t>
       </w:r>
       <w:r>
         <w:rPr>
@@ -14152,12 +13388,6 @@
         <w:t xml:space="preserve"> </w:t>
       </w:r>
       <w:r>
-        <w:t xml:space="preserve">★</w:t>
-      </w:r>
-      <w:r>
-        <w:t xml:space="preserve"> </w:t>
-      </w:r>
-      <w:r>
         <w:rPr>
           <w:bCs/>
           <w:b/>
@@ -14165,7 +13395,7 @@
         <w:t xml:space="preserve">另登记 R-09</w:t>
       </w:r>
       <w:r>
-        <w:t xml:space="preserve">：★ 本规格之外的正文附录 A 曾写「包内</w:t>
+        <w:t xml:space="preserve">：本规格之外的正文附录 A 曾写「包内</w:t>
       </w:r>
       <w:r>
         <w:t xml:space="preserve"> </w:t>
@@ -14195,26 +13425,17 @@
         <w:t xml:space="preserve"> </w:t>
       </w:r>
       <w:r>
-        <w:t xml:space="preserve">新 ⇒ 版本错配」⇒ ★</w:t>
-      </w:r>
-      <w:r>
-        <w:t xml:space="preserve"> </w:t>
-      </w:r>
-      <w:r>
-        <w:rPr>
-          <w:bCs/>
-          <w:b/>
-        </w:rPr>
-        <w:t xml:space="preserve">实测两者 mtime 只差 27 ms（同一次解包）⇒ 不能据此判断版本先后</w:t>
-      </w:r>
-      <w:r>
-        <w:t xml:space="preserve"> </w:t>
-      </w:r>
-      <w:r>
-        <w:t xml:space="preserve">⇒ ★</w:t>
-      </w:r>
-      <w:r>
-        <w:t xml:space="preserve"> </w:t>
+        <w:t xml:space="preserve">新，版本错配」，</w:t>
+      </w:r>
+      <w:r>
+        <w:rPr>
+          <w:bCs/>
+          <w:b/>
+        </w:rPr>
+        <w:t xml:space="preserve">实测两者 mtime 只差 27 ms（同一次解包），不能据此判断版本先后</w:t>
+      </w:r>
+      <w:r>
+        <w:t xml:space="preserve">，</w:t>
       </w:r>
       <w:r>
         <w:rPr>
@@ -14295,10 +13516,7 @@
         <w:t xml:space="preserve"> </w:t>
       </w:r>
       <w:r>
-        <w:t xml:space="preserve">未初始化该属性 ⇒</w:t>
-      </w:r>
-      <w:r>
-        <w:t xml:space="preserve"> </w:t>
+        <w:t xml:space="preserve">未初始化该属性，</w:t>
       </w:r>
       <w:r>
         <w:rPr>
@@ -14308,7 +13526,7 @@
         <w:t xml:space="preserve">无论测试文件版本如何，主路径必崩</w:t>
       </w:r>
       <w:r>
-        <w:t xml:space="preserve">）⇒ ★ 措辞已改。</w:t>
+        <w:t xml:space="preserve">），措辞已改。</w:t>
       </w:r>
     </w:p>
     <w:bookmarkEnd w:id="36"/>

--- a/改稿规格_方向3_层3_2026-10-24.docx
+++ b/改稿规格_方向3_层3_2026-10-24.docx
@@ -3316,7 +3316,7 @@
               <w:rPr>
                 <w:rStyle w:val="VerbatimChar"/>
               </w:rPr>
-              <w:t xml:space="preserve">📌</w:t>
+              <w:t xml:space="preserve">【待回查】</w:t>
             </w:r>
             <w:r>
               <w:t xml:space="preserve"> </w:t>
@@ -4271,7 +4271,7 @@
               <w:rPr>
                 <w:rStyle w:val="VerbatimChar"/>
               </w:rPr>
-              <w:t xml:space="preserve">◐</w:t>
+              <w:t xml:space="preserve">【方向】</w:t>
             </w:r>
             <w:r>
               <w:t xml:space="preserve">，只作背景</w:t>
@@ -10960,7 +10960,7 @@
               <w:rPr>
                 <w:rStyle w:val="VerbatimChar"/>
               </w:rPr>
-              <w:t xml:space="preserve">📌</w:t>
+              <w:t xml:space="preserve">【待回查】</w:t>
             </w:r>
             <w:r>
               <w:t xml:space="preserve"> </w:t>
@@ -11051,7 +11051,7 @@
               <w:rPr>
                 <w:rStyle w:val="VerbatimChar"/>
               </w:rPr>
-              <w:t xml:space="preserve">✅</w:t>
+              <w:t xml:space="preserve">【已核】</w:t>
             </w:r>
             <w:r>
               <w:t xml:space="preserve">/</w:t>
@@ -11060,7 +11060,7 @@
               <w:rPr>
                 <w:rStyle w:val="VerbatimChar"/>
               </w:rPr>
-              <w:t xml:space="preserve">◐</w:t>
+              <w:t xml:space="preserve">【方向】</w:t>
             </w:r>
             <w:r>
               <w:t xml:space="preserve">/</w:t>
